--- a/06-学生侧材料/讲义/2026-06-23-晶体结构深度.docx
+++ b/06-学生侧材料/讲义/2026-06-23-晶体结构深度.docx
@@ -2,7 +2,7 @@
 <file path=word/document.xml><?xml version="1.0" encoding="utf-8"?>
 <w:document xmlns:w="http://schemas.openxmlformats.org/wordprocessingml/2006/main" xmlns:m="http://schemas.openxmlformats.org/officeDocument/2006/math" xmlns:r="http://schemas.openxmlformats.org/officeDocument/2006/relationships" xmlns:o="urn:schemas-microsoft-com:office:office" xmlns:v="urn:schemas-microsoft-com:vml" xmlns:w10="urn:schemas-microsoft-com:office:word" xmlns:a="http://schemas.openxmlformats.org/drawingml/2006/main" xmlns:pic="http://schemas.openxmlformats.org/drawingml/2006/picture" xmlns:wp="http://schemas.openxmlformats.org/drawingml/2006/wordprocessingDrawing">
   <w:body>
-    <w:bookmarkStart w:id="43" w:name="晶体结构深度冲刺班"/>
+    <w:bookmarkStart w:id="46" w:name="晶体结构深度冲刺班"/>
     <w:p>
       <w:pPr>
         <w:pStyle w:val="Heading1"/>
@@ -245,7 +245,7 @@
       </w:r>
     </w:p>
     <w:bookmarkEnd w:id="9"/>
-    <w:bookmarkStart w:id="14" w:name="一x-射线衍射结构解析"/>
+    <w:bookmarkStart w:id="17" w:name="一x-射线衍射结构解析"/>
     <w:p>
       <w:pPr>
         <w:pStyle w:val="Heading2"/>
@@ -266,7 +266,7 @@
         <w:t xml:space="preserve">射线衍射结构解析</w:t>
       </w:r>
     </w:p>
-    <w:bookmarkStart w:id="10" w:name="从-bragg-方程到衍射指标"/>
+    <w:bookmarkStart w:id="13" w:name="从-bragg-方程到衍射指标"/>
     <w:p>
       <w:pPr>
         <w:pStyle w:val="Heading3"/>
@@ -313,6 +313,14 @@
         <w:t xml:space="preserve"> </w:t>
       </w:r>
       <m:oMath>
+        <m:oMathPr>
+          <m:ctrlPr>
+            <w:rPr>
+              <w:sz w:val="28"/>
+              <w:szCs w:val="28"/>
+            </w:rPr>
+          </m:ctrlPr>
+        </m:oMathPr>
         <m:r>
           <m:t>n</m:t>
         </m:r>
@@ -412,6 +420,12 @@
       <m:oMathPara>
         <m:oMathParaPr>
           <m:jc m:val="center"/>
+          <m:ctrlPr>
+            <w:rPr>
+              <w:sz w:val="28"/>
+              <w:szCs w:val="28"/>
+            </w:rPr>
+          </m:ctrlPr>
         </m:oMathParaPr>
         <m:oMath>
           <m:sSub>
@@ -536,6 +550,12 @@
       <m:oMathPara>
         <m:oMathParaPr>
           <m:jc m:val="center"/>
+          <m:ctrlPr>
+            <w:rPr>
+              <w:sz w:val="28"/>
+              <w:szCs w:val="28"/>
+            </w:rPr>
+          </m:ctrlPr>
         </m:oMathParaPr>
         <m:oMath>
           <m:sSup>
@@ -712,6 +732,14 @@
         <w:t xml:space="preserve"> </w:t>
       </w:r>
       <m:oMath>
+        <m:oMathPr>
+          <m:ctrlPr>
+            <w:rPr>
+              <w:sz w:val="28"/>
+              <w:szCs w:val="28"/>
+            </w:rPr>
+          </m:ctrlPr>
+        </m:oMathPr>
         <m:r>
           <m:rPr>
             <m:sty m:val="p"/>
@@ -820,7 +848,7 @@
           <w:p>
             <w:pPr>
               <w:pStyle w:val="Compact"/>
-              <w:jc w:val="left"/>
+              <w:jc w:val="center"/>
             </w:pPr>
             <w:r>
               <w:rPr>
@@ -989,7 +1017,7 @@
           <w:p>
             <w:pPr>
               <w:pStyle w:val="Compact"/>
-              <w:jc w:val="left"/>
+              <w:jc w:val="center"/>
             </w:pPr>
             <w:r>
               <w:rPr>
@@ -1046,7 +1074,7 @@
           <w:p>
             <w:pPr>
               <w:pStyle w:val="Compact"/>
-              <w:jc w:val="left"/>
+              <w:jc w:val="center"/>
             </w:pPr>
             <w:r>
               <w:rPr>
@@ -1115,7 +1143,7 @@
           <w:p>
             <w:pPr>
               <w:pStyle w:val="Compact"/>
-              <w:jc w:val="left"/>
+              <w:jc w:val="center"/>
             </w:pPr>
             <w:r>
               <w:rPr>
@@ -1164,7 +1192,7 @@
           <w:p>
             <w:pPr>
               <w:pStyle w:val="Compact"/>
-              <w:jc w:val="left"/>
+              <w:jc w:val="center"/>
             </w:pPr>
             <w:r>
               <w:rPr>
@@ -1193,6 +1221,188 @@
     </w:tbl>
     <w:p>
       <w:pPr>
+        <w:pStyle w:val="BodyText"/>
+        <w:jc w:val="center"/>
+      </w:pPr>
+      <w:r>
+        <w:rPr>
+          <w:b w:val="0"/>
+          <w:i w:val="0"/>
+          <w:sz w:val="21"/>
+        </w:rPr>
+        <w:drawing>
+          <wp:inline>
+            <wp:extent cx="5334000" cy="3568347"/>
+            <wp:effectExtent b="0" l="0" r="0" t="0"/>
+            <wp:docPr descr="几种化合物的多晶 X 射线衍射图" title="" id="11" name="Picture"/>
+            <a:graphic>
+              <a:graphicData uri="http://schemas.openxmlformats.org/drawingml/2006/picture">
+                <pic:pic>
+                  <pic:nvPicPr>
+                    <pic:cNvPr descr="media/13-5-xrd-powder-pattern.jpg" id="12" name="Picture"/>
+                    <pic:cNvPicPr>
+                      <a:picLocks noChangeArrowheads="1" noChangeAspect="1"/>
+                    </pic:cNvPicPr>
+                  </pic:nvPicPr>
+                  <pic:blipFill>
+                    <a:blip r:embed="rId10"/>
+                    <a:stretch>
+                      <a:fillRect/>
+                    </a:stretch>
+                  </pic:blipFill>
+                  <pic:spPr bwMode="auto">
+                    <a:xfrm>
+                      <a:off x="0" y="0"/>
+                      <a:ext cx="5334000" cy="3568347"/>
+                    </a:xfrm>
+                    <a:prstGeom prst="rect">
+                      <a:avLst/>
+                    </a:prstGeom>
+                    <a:noFill/>
+                    <a:ln w="9525">
+                      <a:noFill/>
+                      <a:headEnd/>
+                      <a:tailEnd/>
+                    </a:ln>
+                  </pic:spPr>
+                </pic:pic>
+              </a:graphicData>
+            </a:graphic>
+          </wp:inline>
+        </w:drawing>
+      </w:r>
+      <w:r>
+        <w:rPr>
+          <w:b w:val="0"/>
+          <w:i w:val="0"/>
+          <w:sz w:val="21"/>
+        </w:rPr>
+        <w:t xml:space="preserve"> </w:t>
+      </w:r>
+      <w:r>
+        <w:rPr>
+          <w:rFonts w:hint="eastAsia" w:eastAsia="FangSong" w:ascii="Times New Roman" w:hAnsi="Times New Roman"/>
+          <w:b w:val="0"/>
+          <w:i w:val="0"/>
+          <w:iCs/>
+          <w:sz w:val="21"/>
+        </w:rPr>
+        <w:t xml:space="preserve">图</w:t>
+      </w:r>
+      <w:r>
+        <w:rPr>
+          <w:b w:val="0"/>
+          <w:i w:val="0"/>
+          <w:iCs/>
+          <w:sz w:val="21"/>
+        </w:rPr>
+        <w:t xml:space="preserve"> </w:t>
+      </w:r>
+      <w:r>
+        <w:rPr>
+          <w:rFonts w:hint="eastAsia" w:eastAsia="FangSong" w:ascii="Times New Roman" w:hAnsi="Times New Roman"/>
+          <w:b w:val="0"/>
+          <w:i w:val="0"/>
+          <w:iCs/>
+          <w:sz w:val="21"/>
+        </w:rPr>
+        <w:t xml:space="preserve">几种化合物的多晶</w:t>
+      </w:r>
+      <w:r>
+        <w:rPr>
+          <w:b w:val="0"/>
+          <w:i w:val="0"/>
+          <w:iCs/>
+          <w:sz w:val="21"/>
+        </w:rPr>
+        <w:t xml:space="preserve"> X </w:t>
+      </w:r>
+      <w:r>
+        <w:rPr>
+          <w:rFonts w:hint="eastAsia" w:eastAsia="FangSong" w:ascii="Times New Roman" w:hAnsi="Times New Roman"/>
+          <w:b w:val="0"/>
+          <w:i w:val="0"/>
+          <w:iCs/>
+          <w:sz w:val="21"/>
+        </w:rPr>
+        <w:t xml:space="preserve">射线衍射图——横坐标</w:t>
+      </w:r>
+      <w:r>
+        <w:rPr>
+          <w:b w:val="0"/>
+          <w:i w:val="0"/>
+          <w:iCs/>
+          <w:sz w:val="21"/>
+        </w:rPr>
+        <w:t xml:space="preserve"> </w:t>
+      </w:r>
+      <m:oMath>
+        <m:r>
+          <m:t>2</m:t>
+        </m:r>
+        <m:r>
+          <m:t>θ</m:t>
+        </m:r>
+      </m:oMath>
+      <w:r>
+        <w:rPr>
+          <w:rFonts w:hint="eastAsia" w:eastAsia="FangSong" w:ascii="Times New Roman" w:hAnsi="Times New Roman"/>
+          <w:b w:val="0"/>
+          <w:i w:val="0"/>
+          <w:iCs/>
+          <w:sz w:val="21"/>
+        </w:rPr>
+        <w:t xml:space="preserve">（衍射角），纵坐标为衍射强度。每种化合物都有其特征衍射图谱，峰位（</w:t>
+      </w:r>
+      <m:oMath>
+        <m:r>
+          <m:t>2</m:t>
+        </m:r>
+        <m:r>
+          <m:t>θ</m:t>
+        </m:r>
+      </m:oMath>
+      <w:r>
+        <w:rPr>
+          <w:b w:val="0"/>
+          <w:i w:val="0"/>
+          <w:iCs/>
+          <w:sz w:val="21"/>
+        </w:rPr>
+        <w:t xml:space="preserve"> </w:t>
+      </w:r>
+      <w:r>
+        <w:rPr>
+          <w:rFonts w:hint="eastAsia" w:eastAsia="FangSong" w:ascii="Times New Roman" w:hAnsi="Times New Roman"/>
+          <w:b w:val="0"/>
+          <w:i w:val="0"/>
+          <w:iCs/>
+          <w:sz w:val="21"/>
+        </w:rPr>
+        <w:t xml:space="preserve">位置）取决于晶面间距和点阵类型，峰高（强度）反映了原子种类和位置（普化原理第4版</w:t>
+      </w:r>
+      <w:r>
+        <w:rPr>
+          <w:b w:val="0"/>
+          <w:i w:val="0"/>
+          <w:iCs/>
+          <w:sz w:val="21"/>
+        </w:rPr>
+        <w:t xml:space="preserve"> </w:t>
+      </w:r>
+      <w:r>
+        <w:rPr>
+          <w:rFonts w:hint="eastAsia" w:eastAsia="FangSong" w:ascii="Times New Roman" w:hAnsi="Times New Roman"/>
+          <w:b w:val="0"/>
+          <w:i w:val="0"/>
+          <w:iCs/>
+          <w:sz w:val="21"/>
+        </w:rPr>
+        <w:t xml:space="preserve">图13.5）</w:t>
+      </w:r>
+    </w:p>
+    <w:p>
+      <w:pPr>
         <w:pStyle w:val="BlockText"/>
       </w:pPr>
       <w:r>
@@ -1235,6 +1445,14 @@
         <w:t xml:space="preserve"> </w:t>
       </w:r>
       <m:oMath>
+        <m:oMathPr>
+          <m:ctrlPr>
+            <w:rPr>
+              <w:sz w:val="28"/>
+              <w:szCs w:val="28"/>
+            </w:rPr>
+          </m:ctrlPr>
+        </m:oMathPr>
         <m:r>
           <m:t>h</m:t>
         </m:r>
@@ -1288,6 +1506,14 @@
         <w:t xml:space="preserve"> </w:t>
       </w:r>
       <m:oMath>
+        <m:oMathPr>
+          <m:ctrlPr>
+            <w:rPr>
+              <w:sz w:val="28"/>
+              <w:szCs w:val="28"/>
+            </w:rPr>
+          </m:ctrlPr>
+        </m:oMathPr>
         <m:sSup>
           <m:e>
             <m:r>
@@ -1365,8 +1591,8 @@
         <w:t xml:space="preserve"> 1。</w:t>
       </w:r>
     </w:p>
-    <w:bookmarkEnd w:id="10"/>
-    <w:bookmarkStart w:id="11" w:name="结构因子与系统消光的物理本质"/>
+    <w:bookmarkEnd w:id="13"/>
+    <w:bookmarkStart w:id="14" w:name="结构因子与系统消光的物理本质"/>
     <w:p>
       <w:pPr>
         <w:pStyle w:val="Heading3"/>
@@ -1468,6 +1694,12 @@
       <m:oMathPara>
         <m:oMathParaPr>
           <m:jc m:val="center"/>
+          <m:ctrlPr>
+            <w:rPr>
+              <w:sz w:val="28"/>
+              <w:szCs w:val="28"/>
+            </w:rPr>
+          </m:ctrlPr>
         </m:oMathParaPr>
         <m:oMath>
           <m:sSub>
@@ -1682,6 +1914,14 @@
         <w:t xml:space="preserve"> </w:t>
       </w:r>
       <m:oMath>
+        <m:oMathPr>
+          <m:ctrlPr>
+            <w:rPr>
+              <w:sz w:val="28"/>
+              <w:szCs w:val="28"/>
+            </w:rPr>
+          </m:ctrlPr>
+        </m:oMathPr>
         <m:r>
           <m:rPr>
             <m:sty m:val="p"/>
@@ -1711,6 +1951,14 @@
         <w:t xml:space="preserve">有关），</w:t>
       </w:r>
       <m:oMath>
+        <m:oMathPr>
+          <m:ctrlPr>
+            <w:rPr>
+              <w:sz w:val="28"/>
+              <w:szCs w:val="28"/>
+            </w:rPr>
+          </m:ctrlPr>
+        </m:oMathPr>
         <m:r>
           <m:rPr>
             <m:sty m:val="p"/>
@@ -1798,6 +2046,14 @@
         <w:t xml:space="preserve"> </w:t>
       </w:r>
       <m:oMath>
+        <m:oMathPr>
+          <m:ctrlPr>
+            <w:rPr>
+              <w:sz w:val="28"/>
+              <w:szCs w:val="28"/>
+            </w:rPr>
+          </m:ctrlPr>
+        </m:oMathPr>
         <m:sSub>
           <m:e>
             <m:r>
@@ -1985,7 +2241,7 @@
           <w:p>
             <w:pPr>
               <w:pStyle w:val="Compact"/>
-              <w:jc w:val="left"/>
+              <w:jc w:val="center"/>
             </w:pPr>
             <w:r>
               <w:rPr>
@@ -2001,7 +2257,7 @@
           <w:p>
             <w:pPr>
               <w:pStyle w:val="Compact"/>
-              <w:jc w:val="left"/>
+              <w:jc w:val="center"/>
             </w:pPr>
             <w:r>
               <w:rPr>
@@ -2044,7 +2300,7 @@
           <w:p>
             <w:pPr>
               <w:pStyle w:val="Compact"/>
-              <w:jc w:val="left"/>
+              <w:jc w:val="center"/>
             </w:pPr>
             <m:oMath>
               <m:r>
@@ -2088,7 +2344,7 @@
           <w:p>
             <w:pPr>
               <w:pStyle w:val="Compact"/>
-              <w:jc w:val="left"/>
+              <w:jc w:val="center"/>
             </w:pPr>
             <m:oMath>
               <m:r>
@@ -2159,7 +2415,7 @@
           <w:p>
             <w:pPr>
               <w:pStyle w:val="Compact"/>
-              <w:jc w:val="left"/>
+              <w:jc w:val="center"/>
             </w:pPr>
             <m:oMath>
               <m:r>
@@ -2203,7 +2459,7 @@
           <w:p>
             <w:pPr>
               <w:pStyle w:val="Compact"/>
-              <w:jc w:val="left"/>
+              <w:jc w:val="center"/>
             </w:pPr>
             <m:oMath>
               <m:r>
@@ -2274,7 +2530,7 @@
           <w:p>
             <w:pPr>
               <w:pStyle w:val="Compact"/>
-              <w:jc w:val="left"/>
+              <w:jc w:val="center"/>
             </w:pPr>
             <m:oMath>
               <m:r>
@@ -2309,7 +2565,7 @@
           <w:p>
             <w:pPr>
               <w:pStyle w:val="Compact"/>
-              <w:jc w:val="left"/>
+              <w:jc w:val="center"/>
             </w:pPr>
             <m:oMath>
               <m:r>
@@ -2371,7 +2627,7 @@
           <w:p>
             <w:pPr>
               <w:pStyle w:val="Compact"/>
-              <w:jc w:val="left"/>
+              <w:jc w:val="center"/>
             </w:pPr>
             <m:oMath>
               <m:r>
@@ -2436,7 +2692,7 @@
           <w:p>
             <w:pPr>
               <w:pStyle w:val="Compact"/>
-              <w:jc w:val="left"/>
+              <w:jc w:val="center"/>
             </w:pPr>
             <w:r>
               <w:rPr>
@@ -2538,6 +2794,14 @@
         <w:t xml:space="preserve"> </w:t>
       </w:r>
       <m:oMath>
+        <m:oMathPr>
+          <m:ctrlPr>
+            <w:rPr>
+              <w:sz w:val="28"/>
+              <w:szCs w:val="28"/>
+            </w:rPr>
+          </m:ctrlPr>
+        </m:oMathPr>
         <m:r>
           <m:rPr>
             <m:sty m:val="p"/>
@@ -2613,6 +2877,12 @@
       <m:oMathPara>
         <m:oMathParaPr>
           <m:jc m:val="center"/>
+          <m:ctrlPr>
+            <w:rPr>
+              <w:sz w:val="28"/>
+              <w:szCs w:val="28"/>
+            </w:rPr>
+          </m:ctrlPr>
         </m:oMathParaPr>
         <m:oMath>
           <m:sSub>
@@ -2864,6 +3134,14 @@
         <w:t xml:space="preserve">为偶数：</w:t>
       </w:r>
       <m:oMath>
+        <m:oMathPr>
+          <m:ctrlPr>
+            <w:rPr>
+              <w:sz w:val="28"/>
+              <w:szCs w:val="28"/>
+            </w:rPr>
+          </m:ctrlPr>
+        </m:oMathPr>
         <m:sSup>
           <m:e>
             <m:r>
@@ -2975,6 +3253,14 @@
         <w:t xml:space="preserve">为奇数：</w:t>
       </w:r>
       <m:oMath>
+        <m:oMathPr>
+          <m:ctrlPr>
+            <w:rPr>
+              <w:sz w:val="28"/>
+              <w:szCs w:val="28"/>
+            </w:rPr>
+          </m:ctrlPr>
+        </m:oMathPr>
         <m:sSup>
           <m:e>
             <m:r>
@@ -3045,8 +3331,8 @@
         <w:t xml:space="preserve">，衍射消失。</w:t>
       </w:r>
     </w:p>
-    <w:bookmarkEnd w:id="11"/>
-    <w:bookmarkStart w:id="12" w:name="电子密度图从衍射数据看见原子"/>
+    <w:bookmarkEnd w:id="14"/>
+    <w:bookmarkStart w:id="15" w:name="电子密度图从衍射数据看见原子"/>
     <w:p>
       <w:pPr>
         <w:pStyle w:val="Heading3"/>
@@ -3120,6 +3406,12 @@
       <m:oMathPara>
         <m:oMathParaPr>
           <m:jc m:val="center"/>
+          <m:ctrlPr>
+            <w:rPr>
+              <w:sz w:val="28"/>
+              <w:szCs w:val="28"/>
+            </w:rPr>
+          </m:ctrlPr>
         </m:oMathParaPr>
         <m:oMath>
           <m:r>
@@ -3345,6 +3637,14 @@
         <w:t xml:space="preserve">：</w:t>
       </w:r>
       <m:oMath>
+        <m:oMathPr>
+          <m:ctrlPr>
+            <w:rPr>
+              <w:sz w:val="28"/>
+              <w:szCs w:val="28"/>
+            </w:rPr>
+          </m:ctrlPr>
+        </m:oMathPr>
         <m:r>
           <m:t>ρ</m:t>
         </m:r>
@@ -3395,6 +3695,14 @@
         <w:t xml:space="preserve"> </w:t>
       </w:r>
       <m:oMath>
+        <m:oMathPr>
+          <m:ctrlPr>
+            <w:rPr>
+              <w:sz w:val="28"/>
+              <w:szCs w:val="28"/>
+            </w:rPr>
+          </m:ctrlPr>
+        </m:oMathPr>
         <m:r>
           <m:rPr>
             <m:sty m:val="p"/>
@@ -3622,8 +3930,8 @@
         <w:t xml:space="preserve">变换）从衍射图案反推结构。</w:t>
       </w:r>
     </w:p>
-    <w:bookmarkEnd w:id="12"/>
-    <w:bookmarkStart w:id="13" w:name="从-xrd-数据反推结构综合流程"/>
+    <w:bookmarkEnd w:id="15"/>
+    <w:bookmarkStart w:id="16" w:name="从-xrd-数据反推结构综合流程"/>
     <w:p>
       <w:pPr>
         <w:pStyle w:val="Heading3"/>
@@ -4014,9 +4322,9 @@
         </w:pict>
       </w:r>
     </w:p>
-    <w:bookmarkEnd w:id="13"/>
-    <w:bookmarkEnd w:id="14"/>
-    <w:bookmarkStart w:id="18" w:name="二空间群概念初步"/>
+    <w:bookmarkEnd w:id="16"/>
+    <w:bookmarkEnd w:id="17"/>
+    <w:bookmarkStart w:id="21" w:name="二空间群概念初步"/>
     <w:p>
       <w:pPr>
         <w:pStyle w:val="Heading2"/>
@@ -4028,7 +4336,7 @@
         <w:t xml:space="preserve">二、空间群概念初步</w:t>
       </w:r>
     </w:p>
-    <w:bookmarkStart w:id="15" w:name="从点群到空间群"/>
+    <w:bookmarkStart w:id="18" w:name="从点群到空间群"/>
     <w:p>
       <w:pPr>
         <w:pStyle w:val="Heading3"/>
@@ -4081,7 +4389,7 @@
           <w:p>
             <w:pPr>
               <w:pStyle w:val="Compact"/>
-              <w:jc w:val="left"/>
+              <w:jc w:val="center"/>
             </w:pPr>
             <w:r>
               <w:rPr>
@@ -4097,7 +4405,7 @@
           <w:p>
             <w:pPr>
               <w:pStyle w:val="Compact"/>
-              <w:jc w:val="left"/>
+              <w:jc w:val="center"/>
             </w:pPr>
             <w:r>
               <w:rPr>
@@ -4148,7 +4456,7 @@
           <w:p>
             <w:pPr>
               <w:pStyle w:val="Compact"/>
-              <w:jc w:val="left"/>
+              <w:jc w:val="center"/>
             </w:pPr>
             <w:r>
               <w:rPr>
@@ -4163,7 +4471,7 @@
           <w:p>
             <w:pPr>
               <w:pStyle w:val="Compact"/>
-              <w:jc w:val="left"/>
+              <w:jc w:val="center"/>
             </w:pPr>
             <w:r>
               <w:rPr>
@@ -4218,40 +4526,13 @@
           <w:p>
             <w:pPr>
               <w:pStyle w:val="Compact"/>
-              <w:jc w:val="left"/>
+              <w:jc w:val="center"/>
             </w:pPr>
             <w:r>
               <w:rPr>
                 <w:rFonts w:hint="eastAsia" w:ascii="Times New Roman" w:hAnsi="Times New Roman" w:eastAsia="SimSun"/>
               </w:rPr>
               <w:t xml:space="preserve">微观晶体结构</w:t>
-            </w:r>
-          </w:p>
-        </w:tc>
-        <w:tc>
-          <w:tcPr/>
-          <w:p>
-            <w:pPr>
-              <w:pStyle w:val="Compact"/>
-              <w:jc w:val="left"/>
-            </w:pPr>
-            <w:r>
-              <w:rPr>
-                <w:rFonts w:hint="eastAsia" w:ascii="Times New Roman" w:hAnsi="Times New Roman" w:eastAsia="SimSun"/>
-              </w:rPr>
-              <w:t xml:space="preserve">点操作</w:t>
-            </w:r>
-            <w:r>
-              <w:rPr>
-                <w:rFonts w:ascii="Times New Roman" w:hAnsi="Times New Roman" w:eastAsia="SimSun"/>
-              </w:rPr>
-              <w:t xml:space="preserve"> + </w:t>
-            </w:r>
-            <w:r>
-              <w:rPr>
-                <w:rFonts w:hint="eastAsia" w:ascii="Times New Roman" w:hAnsi="Times New Roman" w:eastAsia="SimSun"/>
-              </w:rPr>
-              <w:t xml:space="preserve">平移操作（螺旋轴、滑移面、平移）</w:t>
             </w:r>
           </w:p>
         </w:tc>
@@ -4264,6 +4545,33 @@
             </w:pPr>
             <w:r>
               <w:rPr>
+                <w:rFonts w:hint="eastAsia" w:ascii="Times New Roman" w:hAnsi="Times New Roman" w:eastAsia="SimSun"/>
+              </w:rPr>
+              <w:t xml:space="preserve">点操作</w:t>
+            </w:r>
+            <w:r>
+              <w:rPr>
+                <w:rFonts w:ascii="Times New Roman" w:hAnsi="Times New Roman" w:eastAsia="SimSun"/>
+              </w:rPr>
+              <w:t xml:space="preserve"> + </w:t>
+            </w:r>
+            <w:r>
+              <w:rPr>
+                <w:rFonts w:hint="eastAsia" w:ascii="Times New Roman" w:hAnsi="Times New Roman" w:eastAsia="SimSun"/>
+              </w:rPr>
+              <w:t xml:space="preserve">平移操作（螺旋轴、滑移面、平移）</w:t>
+            </w:r>
+          </w:p>
+        </w:tc>
+        <w:tc>
+          <w:tcPr/>
+          <w:p>
+            <w:pPr>
+              <w:pStyle w:val="Compact"/>
+              <w:jc w:val="center"/>
+            </w:pPr>
+            <w:r>
+              <w:rPr>
                 <w:rFonts w:ascii="Times New Roman" w:hAnsi="Times New Roman" w:eastAsia="SimSun"/>
               </w:rPr>
               <w:t xml:space="preserve">230 </w:t>
@@ -4358,8 +4666,8 @@
         <w:t xml:space="preserve">种空间群。</w:t>
       </w:r>
     </w:p>
-    <w:bookmarkEnd w:id="15"/>
-    <w:bookmarkStart w:id="16" w:name="空间群符号解析"/>
+    <w:bookmarkEnd w:id="18"/>
+    <w:bookmarkStart w:id="19" w:name="空间群符号解析"/>
     <w:p>
       <w:pPr>
         <w:pStyle w:val="Heading3"/>
@@ -4978,6 +5286,12 @@
       <m:oMathPara>
         <m:oMathParaPr>
           <m:jc m:val="center"/>
+          <m:ctrlPr>
+            <w:rPr>
+              <w:sz w:val="28"/>
+              <w:szCs w:val="28"/>
+            </w:rPr>
+          </m:ctrlPr>
         </m:oMathParaPr>
         <m:oMath>
           <m:limLow>
@@ -5204,7 +5518,7 @@
           <w:p>
             <w:pPr>
               <w:pStyle w:val="Compact"/>
-              <w:jc w:val="left"/>
+              <w:jc w:val="center"/>
             </w:pPr>
             <w:r>
               <w:rPr>
@@ -5220,7 +5534,7 @@
           <w:p>
             <w:pPr>
               <w:pStyle w:val="Compact"/>
-              <w:jc w:val="left"/>
+              <w:jc w:val="center"/>
             </w:pPr>
             <w:r>
               <w:rPr>
@@ -5236,7 +5550,7 @@
           <w:p>
             <w:pPr>
               <w:pStyle w:val="Compact"/>
-              <w:jc w:val="left"/>
+              <w:jc w:val="center"/>
             </w:pPr>
             <w:r>
               <w:rPr>
@@ -5284,7 +5598,7 @@
           <w:p>
             <w:pPr>
               <w:pStyle w:val="Compact"/>
-              <w:jc w:val="left"/>
+              <w:jc w:val="center"/>
             </w:pPr>
             <w:r>
               <w:rPr>
@@ -5299,7 +5613,7 @@
           <w:p>
             <w:pPr>
               <w:pStyle w:val="Compact"/>
-              <w:jc w:val="left"/>
+              <w:jc w:val="center"/>
             </w:pPr>
             <w:r>
               <w:rPr>
@@ -5314,7 +5628,7 @@
           <w:p>
             <w:pPr>
               <w:pStyle w:val="Compact"/>
-              <w:jc w:val="left"/>
+              <w:jc w:val="center"/>
             </w:pPr>
             <w:r>
               <w:rPr>
@@ -5361,7 +5675,7 @@
           <w:p>
             <w:pPr>
               <w:pStyle w:val="Compact"/>
-              <w:jc w:val="left"/>
+              <w:jc w:val="center"/>
             </w:pPr>
             <w:r>
               <w:rPr>
@@ -5376,7 +5690,7 @@
           <w:p>
             <w:pPr>
               <w:pStyle w:val="Compact"/>
-              <w:jc w:val="left"/>
+              <w:jc w:val="center"/>
             </w:pPr>
             <m:oMath>
               <m:r>
@@ -5420,7 +5734,7 @@
           <w:p>
             <w:pPr>
               <w:pStyle w:val="Compact"/>
-              <w:jc w:val="left"/>
+              <w:jc w:val="center"/>
             </w:pPr>
             <w:r>
               <w:rPr>
@@ -5473,7 +5787,7 @@
           <w:p>
             <w:pPr>
               <w:pStyle w:val="Compact"/>
-              <w:jc w:val="left"/>
+              <w:jc w:val="center"/>
             </w:pPr>
             <w:r>
               <w:rPr>
@@ -5488,7 +5802,7 @@
           <w:p>
             <w:pPr>
               <w:pStyle w:val="Compact"/>
-              <w:jc w:val="left"/>
+              <w:jc w:val="center"/>
             </w:pPr>
             <m:oMath>
               <m:r>
@@ -5532,7 +5846,7 @@
           <w:p>
             <w:pPr>
               <w:pStyle w:val="Compact"/>
-              <w:jc w:val="left"/>
+              <w:jc w:val="center"/>
             </w:pPr>
             <w:r>
               <w:rPr>
@@ -5578,7 +5892,7 @@
           <w:p>
             <w:pPr>
               <w:pStyle w:val="Compact"/>
-              <w:jc w:val="left"/>
+              <w:jc w:val="center"/>
             </w:pPr>
             <w:r>
               <w:rPr>
@@ -5593,7 +5907,7 @@
           <w:p>
             <w:pPr>
               <w:pStyle w:val="Compact"/>
-              <w:jc w:val="left"/>
+              <w:jc w:val="center"/>
             </w:pPr>
             <w:r>
               <w:rPr>
@@ -5608,7 +5922,7 @@
           <w:p>
             <w:pPr>
               <w:pStyle w:val="Compact"/>
-              <w:jc w:val="left"/>
+              <w:jc w:val="center"/>
             </w:pPr>
             <w:r>
               <w:rPr>
@@ -5715,8 +6029,8 @@
         <w:t xml:space="preserve">是不同的对称操作。</w:t>
       </w:r>
     </w:p>
-    <w:bookmarkEnd w:id="16"/>
-    <w:bookmarkStart w:id="17" w:name="等效点系结构描述的基本语言"/>
+    <w:bookmarkEnd w:id="19"/>
+    <w:bookmarkStart w:id="20" w:name="等效点系结构描述的基本语言"/>
     <w:p>
       <w:pPr>
         <w:pStyle w:val="Heading3"/>
@@ -5827,6 +6141,14 @@
         <w:t xml:space="preserve"> </w:t>
       </w:r>
       <m:oMath>
+        <m:oMathPr>
+          <m:ctrlPr>
+            <w:rPr>
+              <w:sz w:val="28"/>
+              <w:szCs w:val="28"/>
+            </w:rPr>
+          </m:ctrlPr>
+        </m:oMathPr>
         <m:r>
           <m:rPr>
             <m:sty m:val="p"/>
@@ -5974,7 +6296,7 @@
           <w:p>
             <w:pPr>
               <w:pStyle w:val="Compact"/>
-              <w:jc w:val="left"/>
+              <w:jc w:val="center"/>
             </w:pPr>
             <w:r>
               <w:rPr>
@@ -6064,7 +6386,7 @@
           <w:p>
             <w:pPr>
               <w:pStyle w:val="Compact"/>
-              <w:jc w:val="left"/>
+              <w:jc w:val="center"/>
             </w:pPr>
             <m:oMath>
               <m:r>
@@ -6181,7 +6503,7 @@
           <w:p>
             <w:pPr>
               <w:pStyle w:val="Compact"/>
-              <w:jc w:val="left"/>
+              <w:jc w:val="center"/>
             </w:pPr>
             <m:oMath>
               <m:r>
@@ -6319,7 +6641,7 @@
           <w:p>
             <w:pPr>
               <w:pStyle w:val="Compact"/>
-              <w:jc w:val="left"/>
+              <w:jc w:val="center"/>
             </w:pPr>
             <m:oMath>
               <m:r>
@@ -6553,6 +6875,14 @@
         <w:t xml:space="preserve"> </w:t>
       </w:r>
       <m:oMath>
+        <m:oMathPr>
+          <m:ctrlPr>
+            <w:rPr>
+              <w:sz w:val="28"/>
+              <w:szCs w:val="28"/>
+            </w:rPr>
+          </m:ctrlPr>
+        </m:oMathPr>
         <m:r>
           <m:rPr>
             <m:sty m:val="p"/>
@@ -6745,9 +7075,9 @@
         </w:pict>
       </w:r>
     </w:p>
-    <w:bookmarkEnd w:id="17"/>
-    <w:bookmarkEnd w:id="18"/>
-    <w:bookmarkStart w:id="21" w:name="三配合物晶体结构实例从-xrd-数据反推"/>
+    <w:bookmarkEnd w:id="20"/>
+    <w:bookmarkEnd w:id="21"/>
+    <w:bookmarkStart w:id="24" w:name="三配合物晶体结构实例从-xrd-数据反推"/>
     <w:p>
       <w:pPr>
         <w:pStyle w:val="Heading2"/>
@@ -6768,7 +7098,7 @@
         <w:t xml:space="preserve">数据反推</w:t>
       </w:r>
     </w:p>
-    <w:bookmarkStart w:id="19" w:name="综合推断的典型范式"/>
+    <w:bookmarkStart w:id="22" w:name="综合推断的典型范式"/>
     <w:p>
       <w:pPr>
         <w:pStyle w:val="Heading3"/>
@@ -7088,8 +7418,8 @@
         <w:t xml:space="preserve">结构模型</w:t>
       </w:r>
     </w:p>
-    <w:bookmarkEnd w:id="19"/>
-    <w:bookmarkStart w:id="20" w:name="典型例题xrd-指标化-化学式推导"/>
+    <w:bookmarkEnd w:id="22"/>
+    <w:bookmarkStart w:id="23" w:name="典型例题xrd-指标化-化学式推导"/>
     <w:p>
       <w:pPr>
         <w:pStyle w:val="Heading3"/>
@@ -7186,6 +7516,14 @@
         <w:t xml:space="preserve">数据（</w:t>
       </w:r>
       <m:oMath>
+        <m:oMathPr>
+          <m:ctrlPr>
+            <w:rPr>
+              <w:sz w:val="28"/>
+              <w:szCs w:val="28"/>
+            </w:rPr>
+          </m:ctrlPr>
+        </m:oMathPr>
         <m:r>
           <m:t>λ</m:t>
         </m:r>
@@ -7262,6 +7600,14 @@
         <w:t xml:space="preserve"> </w:t>
       </w:r>
       <m:oMath>
+        <m:oMathPr>
+          <m:ctrlPr>
+            <w:rPr>
+              <w:sz w:val="28"/>
+              <w:szCs w:val="28"/>
+            </w:rPr>
+          </m:ctrlPr>
+        </m:oMathPr>
         <m:r>
           <m:t>ρ</m:t>
         </m:r>
@@ -7439,6 +7785,14 @@
         <w:t xml:space="preserve">Ni（</w:t>
       </w:r>
       <m:oMath>
+        <m:oMathPr>
+          <m:ctrlPr>
+            <w:rPr>
+              <w:sz w:val="28"/>
+              <w:szCs w:val="28"/>
+            </w:rPr>
+          </m:ctrlPr>
+        </m:oMathPr>
         <m:r>
           <m:t>M</m:t>
         </m:r>
@@ -8320,6 +8674,14 @@
         <w:t xml:space="preserve"> </w:t>
       </w:r>
       <m:oMath>
+        <m:oMathPr>
+          <m:ctrlPr>
+            <w:rPr>
+              <w:sz w:val="28"/>
+              <w:szCs w:val="28"/>
+            </w:rPr>
+          </m:ctrlPr>
+        </m:oMathPr>
         <m:r>
           <m:t>3</m:t>
         </m:r>
@@ -8434,6 +8796,14 @@
         <w:t xml:space="preserve">面：</w:t>
       </w:r>
       <m:oMath>
+        <m:oMathPr>
+          <m:ctrlPr>
+            <w:rPr>
+              <w:sz w:val="28"/>
+              <w:szCs w:val="28"/>
+            </w:rPr>
+          </m:ctrlPr>
+        </m:oMathPr>
         <m:sSub>
           <m:e>
             <m:r>
@@ -8546,6 +8916,14 @@
         <w:pStyle w:val="BodyText"/>
       </w:pPr>
       <m:oMath>
+        <m:oMathPr>
+          <m:ctrlPr>
+            <w:rPr>
+              <w:sz w:val="28"/>
+              <w:szCs w:val="28"/>
+            </w:rPr>
+          </m:ctrlPr>
+        </m:oMathPr>
         <m:r>
           <m:t>a</m:t>
         </m:r>
@@ -8648,6 +9026,14 @@
         <w:t xml:space="preserve">面验证：</w:t>
       </w:r>
       <m:oMath>
+        <m:oMathPr>
+          <m:ctrlPr>
+            <w:rPr>
+              <w:sz w:val="28"/>
+              <w:szCs w:val="28"/>
+            </w:rPr>
+          </m:ctrlPr>
+        </m:oMathPr>
         <m:sSub>
           <m:e>
             <m:r>
@@ -8731,6 +9117,14 @@
         <w:t xml:space="preserve">，</w:t>
       </w:r>
       <m:oMath>
+        <m:oMathPr>
+          <m:ctrlPr>
+            <w:rPr>
+              <w:sz w:val="28"/>
+              <w:szCs w:val="28"/>
+            </w:rPr>
+          </m:ctrlPr>
+        </m:oMathPr>
         <m:r>
           <m:t>a</m:t>
         </m:r>
@@ -8813,6 +9207,14 @@
         <w:t xml:space="preserve"> </w:t>
       </w:r>
       <m:oMath>
+        <m:oMathPr>
+          <m:ctrlPr>
+            <w:rPr>
+              <w:sz w:val="28"/>
+              <w:szCs w:val="28"/>
+            </w:rPr>
+          </m:ctrlPr>
+        </m:oMathPr>
         <m:r>
           <m:t>a</m:t>
         </m:r>
@@ -8883,6 +9285,14 @@
         <w:pStyle w:val="BodyText"/>
       </w:pPr>
       <m:oMath>
+        <m:oMathPr>
+          <m:ctrlPr>
+            <w:rPr>
+              <w:sz w:val="28"/>
+              <w:szCs w:val="28"/>
+            </w:rPr>
+          </m:ctrlPr>
+        </m:oMathPr>
         <m:r>
           <m:t>V</m:t>
         </m:r>
@@ -9034,6 +9444,14 @@
         <w:t xml:space="preserve"> </w:t>
       </w:r>
       <m:oMath>
+        <m:oMathPr>
+          <m:ctrlPr>
+            <w:rPr>
+              <w:sz w:val="28"/>
+              <w:szCs w:val="28"/>
+            </w:rPr>
+          </m:ctrlPr>
+        </m:oMathPr>
         <m:r>
           <m:t>m</m:t>
         </m:r>
@@ -9149,6 +9567,14 @@
         <w:t xml:space="preserve"> </w:t>
       </w:r>
       <m:oMath>
+        <m:oMathPr>
+          <m:ctrlPr>
+            <w:rPr>
+              <w:sz w:val="28"/>
+              <w:szCs w:val="28"/>
+            </w:rPr>
+          </m:ctrlPr>
+        </m:oMathPr>
         <m:sSub>
           <m:e>
             <m:r>
@@ -9372,6 +9798,14 @@
         <w:t xml:space="preserve">，</w:t>
       </w:r>
       <m:oMath>
+        <m:oMathPr>
+          <m:ctrlPr>
+            <w:rPr>
+              <w:sz w:val="28"/>
+              <w:szCs w:val="28"/>
+            </w:rPr>
+          </m:ctrlPr>
+        </m:oMathPr>
         <m:r>
           <m:t>M</m:t>
         </m:r>
@@ -9532,6 +9966,14 @@
         <w:t xml:space="preserve">Ni（</w:t>
       </w:r>
       <m:oMath>
+        <m:oMathPr>
+          <m:ctrlPr>
+            <w:rPr>
+              <w:sz w:val="28"/>
+              <w:szCs w:val="28"/>
+            </w:rPr>
+          </m:ctrlPr>
+        </m:oMathPr>
         <m:r>
           <m:t>M</m:t>
         </m:r>
@@ -9567,6 +10009,14 @@
         <w:t xml:space="preserve"> </w:t>
       </w:r>
       <m:oMath>
+        <m:oMathPr>
+          <m:ctrlPr>
+            <w:rPr>
+              <w:sz w:val="28"/>
+              <w:szCs w:val="28"/>
+            </w:rPr>
+          </m:ctrlPr>
+        </m:oMathPr>
         <m:r>
           <m:t>M</m:t>
         </m:r>
@@ -9665,7 +10115,7 @@
           <w:p>
             <w:pPr>
               <w:pStyle w:val="Compact"/>
-              <w:jc w:val="left"/>
+              <w:jc w:val="center"/>
             </w:pPr>
             <w:r>
               <w:rPr>
@@ -9825,7 +10275,7 @@
           <w:p>
             <w:pPr>
               <w:pStyle w:val="Compact"/>
-              <w:jc w:val="left"/>
+              <w:jc w:val="center"/>
             </w:pPr>
             <m:oMath>
               <m:r>
@@ -9901,7 +10351,7 @@
           <w:p>
             <w:pPr>
               <w:pStyle w:val="Compact"/>
-              <w:jc w:val="left"/>
+              <w:jc w:val="center"/>
             </w:pPr>
             <m:oMath>
               <m:r>
@@ -9989,7 +10439,7 @@
           <w:p>
             <w:pPr>
               <w:pStyle w:val="Compact"/>
-              <w:jc w:val="left"/>
+              <w:jc w:val="center"/>
             </w:pPr>
             <m:oMath>
               <m:r>
@@ -10151,6 +10601,14 @@
         <w:t xml:space="preserve">：</w:t>
       </w:r>
       <m:oMath>
+        <m:oMathPr>
+          <m:ctrlPr>
+            <w:rPr>
+              <w:sz w:val="28"/>
+              <w:szCs w:val="28"/>
+            </w:rPr>
+          </m:ctrlPr>
+        </m:oMathPr>
         <m:r>
           <m:t>3</m:t>
         </m:r>
@@ -10273,6 +10731,14 @@
         <w:t xml:space="preserve"> </w:t>
       </w:r>
       <m:oMath>
+        <m:oMathPr>
+          <m:ctrlPr>
+            <w:rPr>
+              <w:sz w:val="28"/>
+              <w:szCs w:val="28"/>
+            </w:rPr>
+          </m:ctrlPr>
+        </m:oMathPr>
         <m:r>
           <m:t>176.07</m:t>
         </m:r>
@@ -10337,6 +10803,14 @@
         <w:t xml:space="preserve">Fe（</w:t>
       </w:r>
       <m:oMath>
+        <m:oMathPr>
+          <m:ctrlPr>
+            <w:rPr>
+              <w:sz w:val="28"/>
+              <w:szCs w:val="28"/>
+            </w:rPr>
+          </m:ctrlPr>
+        </m:oMathPr>
         <m:r>
           <m:t>M</m:t>
         </m:r>
@@ -10366,6 +10840,14 @@
         <w:t xml:space="preserve">S（</w:t>
       </w:r>
       <m:oMath>
+        <m:oMathPr>
+          <m:ctrlPr>
+            <w:rPr>
+              <w:sz w:val="28"/>
+              <w:szCs w:val="28"/>
+            </w:rPr>
+          </m:ctrlPr>
+        </m:oMathPr>
         <m:r>
           <m:t>M</m:t>
         </m:r>
@@ -10429,6 +10911,14 @@
         <w:t xml:space="preserve">（黄铁矿型）：</w:t>
       </w:r>
       <m:oMath>
+        <m:oMathPr>
+          <m:ctrlPr>
+            <w:rPr>
+              <w:sz w:val="28"/>
+              <w:szCs w:val="28"/>
+            </w:rPr>
+          </m:ctrlPr>
+        </m:oMathPr>
         <m:r>
           <m:t>M</m:t>
         </m:r>
@@ -10449,6 +10939,14 @@
         <w:t xml:space="preserve">，</w:t>
       </w:r>
       <m:oMath>
+        <m:oMathPr>
+          <m:ctrlPr>
+            <w:rPr>
+              <w:sz w:val="28"/>
+              <w:szCs w:val="28"/>
+            </w:rPr>
+          </m:ctrlPr>
+        </m:oMathPr>
         <m:r>
           <m:t>Z</m:t>
         </m:r>
@@ -10502,6 +11000,14 @@
         <w:t xml:space="preserve"> </w:t>
       </w:r>
       <m:oMath>
+        <m:oMathPr>
+          <m:ctrlPr>
+            <w:rPr>
+              <w:sz w:val="28"/>
+              <w:szCs w:val="28"/>
+            </w:rPr>
+          </m:ctrlPr>
+        </m:oMathPr>
         <m:r>
           <m:t>55.85</m:t>
         </m:r>
@@ -10557,6 +11063,14 @@
         <w:t xml:space="preserve">O（</w:t>
       </w:r>
       <m:oMath>
+        <m:oMathPr>
+          <m:ctrlPr>
+            <w:rPr>
+              <w:sz w:val="28"/>
+              <w:szCs w:val="28"/>
+            </w:rPr>
+          </m:ctrlPr>
+        </m:oMathPr>
         <m:r>
           <m:t>M</m:t>
         </m:r>
@@ -10617,6 +11131,14 @@
         <w:t xml:space="preserve">：</w:t>
       </w:r>
       <m:oMath>
+        <m:oMathPr>
+          <m:ctrlPr>
+            <w:rPr>
+              <w:sz w:val="28"/>
+              <w:szCs w:val="28"/>
+            </w:rPr>
+          </m:ctrlPr>
+        </m:oMathPr>
         <m:r>
           <m:t>M</m:t>
         </m:r>
@@ -10637,6 +11159,14 @@
         <w:t xml:space="preserve">，</w:t>
       </w:r>
       <m:oMath>
+        <m:oMathPr>
+          <m:ctrlPr>
+            <w:rPr>
+              <w:sz w:val="28"/>
+              <w:szCs w:val="28"/>
+            </w:rPr>
+          </m:ctrlPr>
+        </m:oMathPr>
         <m:r>
           <m:t>Z</m:t>
         </m:r>
@@ -10728,6 +11258,14 @@
         <w:t xml:space="preserve">：</w:t>
       </w:r>
       <m:oMath>
+        <m:oMathPr>
+          <m:ctrlPr>
+            <w:rPr>
+              <w:sz w:val="28"/>
+              <w:szCs w:val="28"/>
+            </w:rPr>
+          </m:ctrlPr>
+        </m:oMathPr>
         <m:r>
           <m:t>M</m:t>
         </m:r>
@@ -10748,6 +11286,14 @@
         <w:t xml:space="preserve">，</w:t>
       </w:r>
       <m:oMath>
+        <m:oMathPr>
+          <m:ctrlPr>
+            <w:rPr>
+              <w:sz w:val="28"/>
+              <w:szCs w:val="28"/>
+            </w:rPr>
+          </m:ctrlPr>
+        </m:oMathPr>
         <m:r>
           <m:t>Z</m:t>
         </m:r>
@@ -10801,6 +11347,14 @@
         <w:t xml:space="preserve"> </w:t>
       </w:r>
       <m:oMath>
+        <m:oMathPr>
+          <m:ctrlPr>
+            <w:rPr>
+              <w:sz w:val="28"/>
+              <w:szCs w:val="28"/>
+            </w:rPr>
+          </m:ctrlPr>
+        </m:oMathPr>
         <m:r>
           <m:t>167.55</m:t>
         </m:r>
@@ -10905,6 +11459,14 @@
         <w:t xml:space="preserve">型，FCC）：</w:t>
       </w:r>
       <m:oMath>
+        <m:oMathPr>
+          <m:ctrlPr>
+            <w:rPr>
+              <w:sz w:val="28"/>
+              <w:szCs w:val="28"/>
+            </w:rPr>
+          </m:ctrlPr>
+        </m:oMathPr>
         <m:r>
           <m:t>M</m:t>
         </m:r>
@@ -10925,6 +11487,14 @@
         <w:t xml:space="preserve">，</w:t>
       </w:r>
       <m:oMath>
+        <m:oMathPr>
+          <m:ctrlPr>
+            <w:rPr>
+              <w:sz w:val="28"/>
+              <w:szCs w:val="28"/>
+            </w:rPr>
+          </m:ctrlPr>
+        </m:oMathPr>
         <m:r>
           <m:t>Z</m:t>
         </m:r>
@@ -11152,6 +11722,14 @@
         <w:t xml:space="preserve">（黄铁矿型结构）：</w:t>
       </w:r>
       <m:oMath>
+        <m:oMathPr>
+          <m:ctrlPr>
+            <w:rPr>
+              <w:sz w:val="28"/>
+              <w:szCs w:val="28"/>
+            </w:rPr>
+          </m:ctrlPr>
+        </m:oMathPr>
         <m:r>
           <m:t>M</m:t>
         </m:r>
@@ -11172,6 +11750,14 @@
         <w:t xml:space="preserve">，</w:t>
       </w:r>
       <m:oMath>
+        <m:oMathPr>
+          <m:ctrlPr>
+            <w:rPr>
+              <w:sz w:val="28"/>
+              <w:szCs w:val="28"/>
+            </w:rPr>
+          </m:ctrlPr>
+        </m:oMathPr>
         <m:r>
           <m:t>Z</m:t>
         </m:r>
@@ -11308,6 +11894,14 @@
         <w:t xml:space="preserve"> </w:t>
       </w:r>
       <m:oMath>
+        <m:oMathPr>
+          <m:ctrlPr>
+            <w:rPr>
+              <w:sz w:val="28"/>
+              <w:szCs w:val="28"/>
+            </w:rPr>
+          </m:ctrlPr>
+        </m:oMathPr>
         <m:r>
           <m:t>58.69</m:t>
         </m:r>
@@ -11485,6 +12079,14 @@
         <w:t xml:space="preserve">：</w:t>
       </w:r>
       <m:oMath>
+        <m:oMathPr>
+          <m:ctrlPr>
+            <w:rPr>
+              <w:sz w:val="28"/>
+              <w:szCs w:val="28"/>
+            </w:rPr>
+          </m:ctrlPr>
+        </m:oMathPr>
         <m:sSub>
           <m:e>
             <m:r>
@@ -11557,17 +12159,243 @@
           <w:rFonts w:hint="eastAsia" w:eastAsia="SimSun" w:ascii="Times New Roman" w:hAnsi="Times New Roman"/>
         </w:rPr>
         <w:t xml:space="preserve">，</w:t>
+      </w:r>
+      <m:oMath>
+        <m:oMathPr>
+          <m:ctrlPr>
+            <w:rPr>
+              <w:sz w:val="28"/>
+              <w:szCs w:val="28"/>
+            </w:rPr>
+          </m:ctrlPr>
+        </m:oMathPr>
+        <m:sSub>
+          <m:e>
+            <m:r>
+              <m:t>M</m:t>
+            </m:r>
+          </m:e>
+          <m:sub>
+            <m:r>
+              <m:t>A</m:t>
+            </m:r>
+          </m:sub>
+        </m:sSub>
+        <m:r>
+          <m:rPr>
+            <m:sty m:val="p"/>
+          </m:rPr>
+          <m:t>=</m:t>
+        </m:r>
+        <m:r>
+          <m:t>2</m:t>
+        </m:r>
+        <m:sSub>
+          <m:e>
+            <m:r>
+              <m:t>M</m:t>
+            </m:r>
+          </m:e>
+          <m:sub>
+            <m:r>
+              <m:t>B</m:t>
+            </m:r>
+          </m:sub>
+        </m:sSub>
+      </m:oMath>
+      <w:r>
+        <w:t xml:space="preserve">。</w:t>
+      </w:r>
+      <w:r>
+        <w:t xml:space="preserve"> </w:t>
+      </w:r>
+      <w:r>
+        <w:rPr>
+          <w:rFonts w:hint="eastAsia" w:eastAsia="SimSun" w:ascii="Times New Roman" w:hAnsi="Times New Roman"/>
+        </w:rPr>
+        <w:t xml:space="preserve">若</w:t>
+      </w:r>
+      <w:r>
+        <w:t xml:space="preserve"> </w:t>
+      </w:r>
+      <m:oMath>
+        <m:r>
+          <m:rPr>
+            <m:sty m:val="p"/>
+          </m:rPr>
+          <m:t>A</m:t>
+        </m:r>
+        <m:sSub>
+          <m:e>
+            <m:r>
+              <m:rPr>
+                <m:sty m:val="p"/>
+              </m:rPr>
+              <m:t>B</m:t>
+            </m:r>
+          </m:e>
+          <m:sub>
+            <m:r>
+              <m:rPr>
+                <m:sty m:val="p"/>
+              </m:rPr>
+              <m:t>2</m:t>
+            </m:r>
+          </m:sub>
+        </m:sSub>
+      </m:oMath>
+      <w:r>
+        <w:rPr>
+          <w:rFonts w:hint="eastAsia" w:eastAsia="SimSun" w:ascii="Times New Roman" w:hAnsi="Times New Roman"/>
+        </w:rPr>
+        <w:t xml:space="preserve">：</w:t>
+      </w:r>
+      <m:oMath>
+        <m:oMathPr>
+          <m:ctrlPr>
+            <w:rPr>
+              <w:sz w:val="28"/>
+              <w:szCs w:val="28"/>
+            </w:rPr>
+          </m:ctrlPr>
+        </m:oMathPr>
+        <m:sSub>
+          <m:e>
+            <m:r>
+              <m:t>M</m:t>
+            </m:r>
+          </m:e>
+          <m:sub>
+            <m:r>
+              <m:t>A</m:t>
+            </m:r>
+          </m:sub>
+        </m:sSub>
+        <m:r>
+          <m:rPr>
+            <m:sty m:val="p"/>
+          </m:rPr>
+          <m:t>:</m:t>
+        </m:r>
+        <m:r>
+          <m:t>2</m:t>
+        </m:r>
+        <m:sSub>
+          <m:e>
+            <m:r>
+              <m:t>M</m:t>
+            </m:r>
+          </m:e>
+          <m:sub>
+            <m:r>
+              <m:t>B</m:t>
+            </m:r>
+          </m:sub>
+        </m:sSub>
+        <m:r>
+          <m:rPr>
+            <m:sty m:val="p"/>
+          </m:rPr>
+          <m:t>=</m:t>
+        </m:r>
+        <m:r>
+          <m:t>66.7</m:t>
+        </m:r>
+        <m:r>
+          <m:rPr>
+            <m:sty m:val="p"/>
+          </m:rPr>
+          <m:t>:</m:t>
+        </m:r>
+        <m:r>
+          <m:t>33.3</m:t>
+        </m:r>
+        <m:r>
+          <m:rPr>
+            <m:sty m:val="p"/>
+          </m:rPr>
+          <m:t>⇒</m:t>
+        </m:r>
+        <m:sSub>
+          <m:e>
+            <m:r>
+              <m:t>M</m:t>
+            </m:r>
+          </m:e>
+          <m:sub>
+            <m:r>
+              <m:t>A</m:t>
+            </m:r>
+          </m:sub>
+        </m:sSub>
+        <m:r>
+          <m:rPr>
+            <m:sty m:val="p"/>
+          </m:rPr>
+          <m:t>:</m:t>
+        </m:r>
+        <m:sSub>
+          <m:e>
+            <m:r>
+              <m:t>M</m:t>
+            </m:r>
+          </m:e>
+          <m:sub>
+            <m:r>
+              <m:t>B</m:t>
+            </m:r>
+          </m:sub>
+        </m:sSub>
+        <m:r>
+          <m:rPr>
+            <m:sty m:val="p"/>
+          </m:rPr>
+          <m:t>=</m:t>
+        </m:r>
+        <m:r>
+          <m:t>4</m:t>
+        </m:r>
+        <m:r>
+          <m:rPr>
+            <m:sty m:val="p"/>
+          </m:rPr>
+          <m:t>:</m:t>
+        </m:r>
+        <m:r>
+          <m:t>1</m:t>
+        </m:r>
+      </m:oMath>
+      <w:r>
+        <w:t xml:space="preserve">。</w:t>
+      </w:r>
+      <w:r>
+        <w:t xml:space="preserve"> </w:t>
+      </w:r>
+      <w:r>
+        <w:rPr>
+          <w:rFonts w:hint="eastAsia" w:eastAsia="SimSun" w:ascii="Times New Roman" w:hAnsi="Times New Roman"/>
+        </w:rPr>
+        <w:t xml:space="preserve">若</w:t>
+      </w:r>
+      <w:r>
+        <w:t xml:space="preserve"> </w:t>
       </w:r>
       <m:oMath>
         <m:sSub>
           <m:e>
             <m:r>
-              <m:t>M</m:t>
+              <m:rPr>
+                <m:sty m:val="p"/>
+              </m:rPr>
+              <m:t>A</m:t>
             </m:r>
           </m:e>
           <m:sub>
             <m:r>
-              <m:t>A</m:t>
+              <m:rPr>
+                <m:sty m:val="p"/>
+              </m:rPr>
+              <m:t>2</m:t>
             </m:r>
           </m:sub>
         </m:sSub>
@@ -11575,226 +12403,24 @@
           <m:rPr>
             <m:sty m:val="p"/>
           </m:rPr>
-          <m:t>=</m:t>
-        </m:r>
-        <m:r>
-          <m:t>2</m:t>
-        </m:r>
-        <m:sSub>
-          <m:e>
-            <m:r>
-              <m:t>M</m:t>
-            </m:r>
-          </m:e>
-          <m:sub>
-            <m:r>
-              <m:t>B</m:t>
-            </m:r>
-          </m:sub>
-        </m:sSub>
+          <m:t>B</m:t>
+        </m:r>
       </m:oMath>
       <w:r>
-        <w:t xml:space="preserve">。</w:t>
-      </w:r>
-      <w:r>
-        <w:t xml:space="preserve"> </w:t>
-      </w:r>
-      <w:r>
-        <w:rPr>
-          <w:rFonts w:hint="eastAsia" w:eastAsia="SimSun" w:ascii="Times New Roman" w:hAnsi="Times New Roman"/>
-        </w:rPr>
-        <w:t xml:space="preserve">若</w:t>
-      </w:r>
-      <w:r>
-        <w:t xml:space="preserve"> </w:t>
+        <w:rPr>
+          <w:rFonts w:hint="eastAsia" w:eastAsia="SimSun" w:ascii="Times New Roman" w:hAnsi="Times New Roman"/>
+        </w:rPr>
+        <w:t xml:space="preserve">：</w:t>
       </w:r>
       <m:oMath>
-        <m:r>
-          <m:rPr>
-            <m:sty m:val="p"/>
-          </m:rPr>
-          <m:t>A</m:t>
-        </m:r>
-        <m:sSub>
-          <m:e>
-            <m:r>
-              <m:rPr>
-                <m:sty m:val="p"/>
-              </m:rPr>
-              <m:t>B</m:t>
-            </m:r>
-          </m:e>
-          <m:sub>
-            <m:r>
-              <m:rPr>
-                <m:sty m:val="p"/>
-              </m:rPr>
-              <m:t>2</m:t>
-            </m:r>
-          </m:sub>
-        </m:sSub>
-      </m:oMath>
-      <w:r>
-        <w:rPr>
-          <w:rFonts w:hint="eastAsia" w:eastAsia="SimSun" w:ascii="Times New Roman" w:hAnsi="Times New Roman"/>
-        </w:rPr>
-        <w:t xml:space="preserve">：</w:t>
-      </w:r>
-      <m:oMath>
-        <m:sSub>
-          <m:e>
-            <m:r>
-              <m:t>M</m:t>
-            </m:r>
-          </m:e>
-          <m:sub>
-            <m:r>
-              <m:t>A</m:t>
-            </m:r>
-          </m:sub>
-        </m:sSub>
-        <m:r>
-          <m:rPr>
-            <m:sty m:val="p"/>
-          </m:rPr>
-          <m:t>:</m:t>
-        </m:r>
-        <m:r>
-          <m:t>2</m:t>
-        </m:r>
-        <m:sSub>
-          <m:e>
-            <m:r>
-              <m:t>M</m:t>
-            </m:r>
-          </m:e>
-          <m:sub>
-            <m:r>
-              <m:t>B</m:t>
-            </m:r>
-          </m:sub>
-        </m:sSub>
-        <m:r>
-          <m:rPr>
-            <m:sty m:val="p"/>
-          </m:rPr>
-          <m:t>=</m:t>
-        </m:r>
-        <m:r>
-          <m:t>66.7</m:t>
-        </m:r>
-        <m:r>
-          <m:rPr>
-            <m:sty m:val="p"/>
-          </m:rPr>
-          <m:t>:</m:t>
-        </m:r>
-        <m:r>
-          <m:t>33.3</m:t>
-        </m:r>
-        <m:r>
-          <m:rPr>
-            <m:sty m:val="p"/>
-          </m:rPr>
-          <m:t>⇒</m:t>
-        </m:r>
-        <m:sSub>
-          <m:e>
-            <m:r>
-              <m:t>M</m:t>
-            </m:r>
-          </m:e>
-          <m:sub>
-            <m:r>
-              <m:t>A</m:t>
-            </m:r>
-          </m:sub>
-        </m:sSub>
-        <m:r>
-          <m:rPr>
-            <m:sty m:val="p"/>
-          </m:rPr>
-          <m:t>:</m:t>
-        </m:r>
-        <m:sSub>
-          <m:e>
-            <m:r>
-              <m:t>M</m:t>
-            </m:r>
-          </m:e>
-          <m:sub>
-            <m:r>
-              <m:t>B</m:t>
-            </m:r>
-          </m:sub>
-        </m:sSub>
-        <m:r>
-          <m:rPr>
-            <m:sty m:val="p"/>
-          </m:rPr>
-          <m:t>=</m:t>
-        </m:r>
-        <m:r>
-          <m:t>4</m:t>
-        </m:r>
-        <m:r>
-          <m:rPr>
-            <m:sty m:val="p"/>
-          </m:rPr>
-          <m:t>:</m:t>
-        </m:r>
-        <m:r>
-          <m:t>1</m:t>
-        </m:r>
-      </m:oMath>
-      <w:r>
-        <w:t xml:space="preserve">。</w:t>
-      </w:r>
-      <w:r>
-        <w:t xml:space="preserve"> </w:t>
-      </w:r>
-      <w:r>
-        <w:rPr>
-          <w:rFonts w:hint="eastAsia" w:eastAsia="SimSun" w:ascii="Times New Roman" w:hAnsi="Times New Roman"/>
-        </w:rPr>
-        <w:t xml:space="preserve">若</w:t>
-      </w:r>
-      <w:r>
-        <w:t xml:space="preserve"> </w:t>
-      </w:r>
-      <m:oMath>
-        <m:sSub>
-          <m:e>
-            <m:r>
-              <m:rPr>
-                <m:sty m:val="p"/>
-              </m:rPr>
-              <m:t>A</m:t>
-            </m:r>
-          </m:e>
-          <m:sub>
-            <m:r>
-              <m:rPr>
-                <m:sty m:val="p"/>
-              </m:rPr>
-              <m:t>2</m:t>
-            </m:r>
-          </m:sub>
-        </m:sSub>
-        <m:r>
-          <m:rPr>
-            <m:sty m:val="p"/>
-          </m:rPr>
-          <m:t>B</m:t>
-        </m:r>
-      </m:oMath>
-      <w:r>
-        <w:rPr>
-          <w:rFonts w:hint="eastAsia" w:eastAsia="SimSun" w:ascii="Times New Roman" w:hAnsi="Times New Roman"/>
-        </w:rPr>
-        <w:t xml:space="preserve">：</w:t>
-      </w:r>
-      <m:oMath>
+        <m:oMathPr>
+          <m:ctrlPr>
+            <w:rPr>
+              <w:sz w:val="28"/>
+              <w:szCs w:val="28"/>
+            </w:rPr>
+          </m:ctrlPr>
+        </m:oMathPr>
         <m:r>
           <m:t>2</m:t>
         </m:r>
@@ -11922,6 +12548,14 @@
         <w:t xml:space="preserve"> S (</w:t>
       </w:r>
       <m:oMath>
+        <m:oMathPr>
+          <m:ctrlPr>
+            <w:rPr>
+              <w:sz w:val="28"/>
+              <w:szCs w:val="28"/>
+            </w:rPr>
+          </m:ctrlPr>
+        </m:oMathPr>
         <m:r>
           <m:t>M</m:t>
         </m:r>
@@ -11942,6 +12576,14 @@
         <w:t xml:space="preserve">)：</w:t>
       </w:r>
       <m:oMath>
+        <m:oMathPr>
+          <m:ctrlPr>
+            <w:rPr>
+              <w:sz w:val="28"/>
+              <w:szCs w:val="28"/>
+            </w:rPr>
+          </m:ctrlPr>
+        </m:oMathPr>
         <m:r>
           <m:rPr>
             <m:sty m:val="p"/>
@@ -12025,6 +12667,14 @@
         <w:t xml:space="preserve">无对应过渡金属。</w:t>
       </w:r>
       <m:oMath>
+        <m:oMathPr>
+          <m:ctrlPr>
+            <w:rPr>
+              <w:sz w:val="28"/>
+              <w:szCs w:val="28"/>
+            </w:rPr>
+          </m:ctrlPr>
+        </m:oMathPr>
         <m:sSub>
           <m:e>
             <m:r>
@@ -12107,6 +12757,14 @@
         <w:t xml:space="preserve"> O (</w:t>
       </w:r>
       <m:oMath>
+        <m:oMathPr>
+          <m:ctrlPr>
+            <w:rPr>
+              <w:sz w:val="28"/>
+              <w:szCs w:val="28"/>
+            </w:rPr>
+          </m:ctrlPr>
+        </m:oMathPr>
         <m:r>
           <m:t>M</m:t>
         </m:r>
@@ -12127,6 +12785,14 @@
         <w:t xml:space="preserve">)：</w:t>
       </w:r>
       <m:oMath>
+        <m:oMathPr>
+          <m:ctrlPr>
+            <w:rPr>
+              <w:sz w:val="28"/>
+              <w:szCs w:val="28"/>
+            </w:rPr>
+          </m:ctrlPr>
+        </m:oMathPr>
         <m:r>
           <m:rPr>
             <m:sty m:val="p"/>
@@ -12210,6 +12876,14 @@
         <w:t xml:space="preserve">Cu（</w:t>
       </w:r>
       <m:oMath>
+        <m:oMathPr>
+          <m:ctrlPr>
+            <w:rPr>
+              <w:sz w:val="28"/>
+              <w:szCs w:val="28"/>
+            </w:rPr>
+          </m:ctrlPr>
+        </m:oMathPr>
         <m:r>
           <m:t>M</m:t>
         </m:r>
@@ -12288,6 +12962,14 @@
         <w:t xml:space="preserve"> Se (</w:t>
       </w:r>
       <m:oMath>
+        <m:oMathPr>
+          <m:ctrlPr>
+            <w:rPr>
+              <w:sz w:val="28"/>
+              <w:szCs w:val="28"/>
+            </w:rPr>
+          </m:ctrlPr>
+        </m:oMathPr>
         <m:r>
           <m:t>M</m:t>
         </m:r>
@@ -12337,6 +13019,14 @@
         <w:t xml:space="preserve">)：</w:t>
       </w:r>
       <m:oMath>
+        <m:oMathPr>
+          <m:ctrlPr>
+            <w:rPr>
+              <w:sz w:val="28"/>
+              <w:szCs w:val="28"/>
+            </w:rPr>
+          </m:ctrlPr>
+        </m:oMathPr>
         <m:r>
           <m:rPr>
             <m:sty m:val="p"/>
@@ -12384,6 +13074,14 @@
         <w:t xml:space="preserve">→ ❌。</w:t>
       </w:r>
       <m:oMath>
+        <m:oMathPr>
+          <m:ctrlPr>
+            <w:rPr>
+              <w:sz w:val="28"/>
+              <w:szCs w:val="28"/>
+            </w:rPr>
+          </m:ctrlPr>
+        </m:oMathPr>
         <m:r>
           <m:rPr>
             <m:sty m:val="p"/>
@@ -12443,6 +13141,14 @@
         <w:t xml:space="preserve">❌。</w:t>
       </w:r>
       <m:oMath>
+        <m:oMathPr>
+          <m:ctrlPr>
+            <w:rPr>
+              <w:sz w:val="28"/>
+              <w:szCs w:val="28"/>
+            </w:rPr>
+          </m:ctrlPr>
+        </m:oMathPr>
         <m:sSub>
           <m:e>
             <m:r>
@@ -12549,6 +13255,14 @@
         <w:t xml:space="preserve">？</w:t>
       </w:r>
       <m:oMath>
+        <m:oMathPr>
+          <m:ctrlPr>
+            <w:rPr>
+              <w:sz w:val="28"/>
+              <w:szCs w:val="28"/>
+            </w:rPr>
+          </m:ctrlPr>
+        </m:oMathPr>
         <m:r>
           <m:t>M</m:t>
         </m:r>
@@ -12622,9 +13336,9 @@
         </w:pict>
       </w:r>
     </w:p>
-    <w:bookmarkEnd w:id="20"/>
-    <w:bookmarkEnd w:id="21"/>
-    <w:bookmarkStart w:id="25" w:name="四竞赛级晶体学综合计算"/>
+    <w:bookmarkEnd w:id="23"/>
+    <w:bookmarkEnd w:id="24"/>
+    <w:bookmarkStart w:id="28" w:name="四竞赛级晶体学综合计算"/>
     <w:p>
       <w:pPr>
         <w:pStyle w:val="Heading2"/>
@@ -12636,7 +13350,7 @@
         <w:t xml:space="preserve">四、竞赛级晶体学综合计算</w:t>
       </w:r>
     </w:p>
-    <w:bookmarkStart w:id="22" w:name="密度-原子数-空隙率-化学式联合推导"/>
+    <w:bookmarkStart w:id="25" w:name="密度-原子数-空隙率-化学式联合推导"/>
     <w:p>
       <w:pPr>
         <w:pStyle w:val="Heading3"/>
@@ -12704,6 +13418,12 @@
       <m:oMathPara>
         <m:oMathParaPr>
           <m:jc m:val="center"/>
+          <m:ctrlPr>
+            <w:rPr>
+              <w:sz w:val="28"/>
+              <w:szCs w:val="28"/>
+            </w:rPr>
+          </m:ctrlPr>
         </m:oMathParaPr>
         <m:oMath>
           <m:r>
@@ -12804,6 +13524,12 @@
       <m:oMathPara>
         <m:oMathParaPr>
           <m:jc m:val="center"/>
+          <m:ctrlPr>
+            <w:rPr>
+              <w:sz w:val="28"/>
+              <w:szCs w:val="28"/>
+            </w:rPr>
+          </m:ctrlPr>
         </m:oMathParaPr>
         <m:oMath>
           <m:r>
@@ -12881,8 +13607,8 @@
         </m:oMath>
       </m:oMathPara>
     </w:p>
-    <w:bookmarkEnd w:id="22"/>
-    <w:bookmarkStart w:id="23" w:name="综合题型-默写式结构推断"/>
+    <w:bookmarkEnd w:id="25"/>
+    <w:bookmarkStart w:id="26" w:name="综合题型-默写式结构推断"/>
     <w:p>
       <w:pPr>
         <w:pStyle w:val="Heading3"/>
@@ -12984,6 +13710,14 @@
         <w:t xml:space="preserve">具有立方晶系，</w:t>
       </w:r>
       <m:oMath>
+        <m:oMathPr>
+          <m:ctrlPr>
+            <w:rPr>
+              <w:sz w:val="28"/>
+              <w:szCs w:val="28"/>
+            </w:rPr>
+          </m:ctrlPr>
+        </m:oMathPr>
         <m:r>
           <m:t>a</m:t>
         </m:r>
@@ -13022,6 +13756,14 @@
         <w:t xml:space="preserve"> </w:t>
       </w:r>
       <m:oMath>
+        <m:oMathPr>
+          <m:ctrlPr>
+            <w:rPr>
+              <w:sz w:val="28"/>
+              <w:szCs w:val="28"/>
+            </w:rPr>
+          </m:ctrlPr>
+        </m:oMathPr>
         <m:r>
           <m:t>ρ</m:t>
         </m:r>
@@ -13232,6 +13974,14 @@
         <w:t xml:space="preserve"> </w:t>
       </w:r>
       <m:oMath>
+        <m:oMathPr>
+          <m:ctrlPr>
+            <w:rPr>
+              <w:sz w:val="28"/>
+              <w:szCs w:val="28"/>
+            </w:rPr>
+          </m:ctrlPr>
+        </m:oMathPr>
         <m:r>
           <m:t>λ</m:t>
         </m:r>
@@ -13279,6 +14029,14 @@
         <w:t xml:space="preserve"> </w:t>
       </w:r>
       <m:oMath>
+        <m:oMathPr>
+          <m:ctrlPr>
+            <w:rPr>
+              <w:sz w:val="28"/>
+              <w:szCs w:val="28"/>
+            </w:rPr>
+          </m:ctrlPr>
+        </m:oMathPr>
         <m:r>
           <m:t>θ</m:t>
         </m:r>
@@ -13405,6 +14163,14 @@
         <w:t xml:space="preserve"> </w:t>
       </w:r>
       <m:oMath>
+        <m:oMathPr>
+          <m:ctrlPr>
+            <w:rPr>
+              <w:sz w:val="28"/>
+              <w:szCs w:val="28"/>
+            </w:rPr>
+          </m:ctrlPr>
+        </m:oMathPr>
         <m:sSub>
           <m:e>
             <m:r>
@@ -13529,6 +14295,14 @@
         <w:t xml:space="preserve"> </w:t>
       </w:r>
       <m:oMath>
+        <m:oMathPr>
+          <m:ctrlPr>
+            <w:rPr>
+              <w:sz w:val="28"/>
+              <w:szCs w:val="28"/>
+            </w:rPr>
+          </m:ctrlPr>
+        </m:oMathPr>
         <m:r>
           <m:t>1</m:t>
         </m:r>
@@ -13757,6 +14531,14 @@
         <w:t xml:space="preserve">面，</w:t>
       </w:r>
       <m:oMath>
+        <m:oMathPr>
+          <m:ctrlPr>
+            <w:rPr>
+              <w:sz w:val="28"/>
+              <w:szCs w:val="28"/>
+            </w:rPr>
+          </m:ctrlPr>
+        </m:oMathPr>
         <m:r>
           <m:t>θ</m:t>
         </m:r>
@@ -13791,6 +14573,14 @@
         <w:pStyle w:val="BodyText"/>
       </w:pPr>
       <m:oMath>
+        <m:oMathPr>
+          <m:ctrlPr>
+            <w:rPr>
+              <w:sz w:val="28"/>
+              <w:szCs w:val="28"/>
+            </w:rPr>
+          </m:ctrlPr>
+        </m:oMathPr>
         <m:sSub>
           <m:e>
             <m:r>
@@ -13912,6 +14702,14 @@
         <w:pStyle w:val="BodyText"/>
       </w:pPr>
       <m:oMath>
+        <m:oMathPr>
+          <m:ctrlPr>
+            <w:rPr>
+              <w:sz w:val="28"/>
+              <w:szCs w:val="28"/>
+            </w:rPr>
+          </m:ctrlPr>
+        </m:oMathPr>
         <m:r>
           <m:t>a</m:t>
         </m:r>
@@ -14005,6 +14803,14 @@
         <w:pStyle w:val="BodyText"/>
       </w:pPr>
       <m:oMath>
+        <m:oMathPr>
+          <m:ctrlPr>
+            <w:rPr>
+              <w:sz w:val="28"/>
+              <w:szCs w:val="28"/>
+            </w:rPr>
+          </m:ctrlPr>
+        </m:oMathPr>
         <m:r>
           <m:t>V</m:t>
         </m:r>
@@ -14131,6 +14937,12 @@
       <m:oMathPara>
         <m:oMathParaPr>
           <m:jc m:val="center"/>
+          <m:ctrlPr>
+            <w:rPr>
+              <w:sz w:val="28"/>
+              <w:szCs w:val="28"/>
+            </w:rPr>
+          </m:ctrlPr>
         </m:oMathParaPr>
         <m:oMath>
           <m:r>
@@ -14317,6 +15129,14 @@
         <w:t xml:space="preserve">（</w:t>
       </w:r>
       <m:oMath>
+        <m:oMathPr>
+          <m:ctrlPr>
+            <w:rPr>
+              <w:sz w:val="28"/>
+              <w:szCs w:val="28"/>
+            </w:rPr>
+          </m:ctrlPr>
+        </m:oMathPr>
         <m:r>
           <m:t>M</m:t>
         </m:r>
@@ -14337,6 +15157,14 @@
         <w:t xml:space="preserve">）：</w:t>
       </w:r>
       <m:oMath>
+        <m:oMathPr>
+          <m:ctrlPr>
+            <w:rPr>
+              <w:sz w:val="28"/>
+              <w:szCs w:val="28"/>
+            </w:rPr>
+          </m:ctrlPr>
+        </m:oMathPr>
         <m:r>
           <m:t>Z</m:t>
         </m:r>
@@ -14443,6 +15271,14 @@
         <w:t xml:space="preserve">（</w:t>
       </w:r>
       <m:oMath>
+        <m:oMathPr>
+          <m:ctrlPr>
+            <w:rPr>
+              <w:sz w:val="28"/>
+              <w:szCs w:val="28"/>
+            </w:rPr>
+          </m:ctrlPr>
+        </m:oMathPr>
         <m:r>
           <m:t>M</m:t>
         </m:r>
@@ -14463,6 +15299,14 @@
         <w:t xml:space="preserve">）：</w:t>
       </w:r>
       <m:oMath>
+        <m:oMathPr>
+          <m:ctrlPr>
+            <w:rPr>
+              <w:sz w:val="28"/>
+              <w:szCs w:val="28"/>
+            </w:rPr>
+          </m:ctrlPr>
+        </m:oMathPr>
         <m:r>
           <m:t>Z</m:t>
         </m:r>
@@ -14569,6 +15413,14 @@
         <w:t xml:space="preserve">（</w:t>
       </w:r>
       <m:oMath>
+        <m:oMathPr>
+          <m:ctrlPr>
+            <w:rPr>
+              <w:sz w:val="28"/>
+              <w:szCs w:val="28"/>
+            </w:rPr>
+          </m:ctrlPr>
+        </m:oMathPr>
         <m:r>
           <m:t>M</m:t>
         </m:r>
@@ -14589,6 +15441,14 @@
         <w:t xml:space="preserve">）：</w:t>
       </w:r>
       <m:oMath>
+        <m:oMathPr>
+          <m:ctrlPr>
+            <w:rPr>
+              <w:sz w:val="28"/>
+              <w:szCs w:val="28"/>
+            </w:rPr>
+          </m:ctrlPr>
+        </m:oMathPr>
         <m:r>
           <m:t>Z</m:t>
         </m:r>
@@ -14691,6 +15551,14 @@
         <w:t xml:space="preserve">Z=4，</w:t>
       </w:r>
       <m:oMath>
+        <m:oMathPr>
+          <m:ctrlPr>
+            <w:rPr>
+              <w:sz w:val="28"/>
+              <w:szCs w:val="28"/>
+            </w:rPr>
+          </m:ctrlPr>
+        </m:oMathPr>
         <m:r>
           <m:t>M</m:t>
         </m:r>
@@ -14732,6 +15600,14 @@
         <w:t xml:space="preserve">的最简比：</w:t>
       </w:r>
       <m:oMath>
+        <m:oMathPr>
+          <m:ctrlPr>
+            <w:rPr>
+              <w:sz w:val="28"/>
+              <w:szCs w:val="28"/>
+            </w:rPr>
+          </m:ctrlPr>
+        </m:oMathPr>
         <m:r>
           <m:t>146.4</m:t>
         </m:r>
@@ -14799,6 +15675,14 @@
         <w:t xml:space="preserve">时，</w:t>
       </w:r>
       <m:oMath>
+        <m:oMathPr>
+          <m:ctrlPr>
+            <w:rPr>
+              <w:sz w:val="28"/>
+              <w:szCs w:val="28"/>
+            </w:rPr>
+          </m:ctrlPr>
+        </m:oMathPr>
         <m:r>
           <m:t>M</m:t>
         </m:r>
@@ -14872,6 +15756,14 @@
         <w:t xml:space="preserve">（</w:t>
       </w:r>
       <m:oMath>
+        <m:oMathPr>
+          <m:ctrlPr>
+            <w:rPr>
+              <w:sz w:val="28"/>
+              <w:szCs w:val="28"/>
+            </w:rPr>
+          </m:ctrlPr>
+        </m:oMathPr>
         <m:r>
           <m:t>M</m:t>
         </m:r>
@@ -15014,6 +15906,14 @@
         <w:t xml:space="preserve"> Z=4。</w:t>
       </w:r>
       <m:oMath>
+        <m:oMathPr>
+          <m:ctrlPr>
+            <w:rPr>
+              <w:sz w:val="28"/>
+              <w:szCs w:val="28"/>
+            </w:rPr>
+          </m:ctrlPr>
+        </m:oMathPr>
         <m:r>
           <m:t>M</m:t>
         </m:r>
@@ -15105,6 +16005,14 @@
         <w:t xml:space="preserve">：</w:t>
       </w:r>
       <m:oMath>
+        <m:oMathPr>
+          <m:ctrlPr>
+            <w:rPr>
+              <w:sz w:val="28"/>
+              <w:szCs w:val="28"/>
+            </w:rPr>
+          </m:ctrlPr>
+        </m:oMathPr>
         <m:r>
           <m:t>55.85</m:t>
         </m:r>
@@ -15213,6 +16121,14 @@
         <w:t xml:space="preserve">Fe(II)：</w:t>
       </w:r>
       <m:oMath>
+        <m:oMathPr>
+          <m:ctrlPr>
+            <w:rPr>
+              <w:sz w:val="28"/>
+              <w:szCs w:val="28"/>
+            </w:rPr>
+          </m:ctrlPr>
+        </m:oMathPr>
         <m:r>
           <m:t>2</m:t>
         </m:r>
@@ -15257,6 +16173,14 @@
         <w:t xml:space="preserve">，</w:t>
       </w:r>
       <m:oMath>
+        <m:oMathPr>
+          <m:ctrlPr>
+            <w:rPr>
+              <w:sz w:val="28"/>
+              <w:szCs w:val="28"/>
+            </w:rPr>
+          </m:ctrlPr>
+        </m:oMathPr>
         <m:r>
           <m:t>55.85</m:t>
         </m:r>
@@ -15468,6 +16392,14 @@
         <w:t xml:space="preserve">，</w:t>
       </w:r>
       <m:oMath>
+        <m:oMathPr>
+          <m:ctrlPr>
+            <w:rPr>
+              <w:sz w:val="28"/>
+              <w:szCs w:val="28"/>
+            </w:rPr>
+          </m:ctrlPr>
+        </m:oMathPr>
         <m:r>
           <m:t>55.85</m:t>
         </m:r>
@@ -15627,6 +16559,14 @@
         <w:t xml:space="preserve">型，Z=4）：</w:t>
       </w:r>
       <m:oMath>
+        <m:oMathPr>
+          <m:ctrlPr>
+            <w:rPr>
+              <w:sz w:val="28"/>
+              <w:szCs w:val="28"/>
+            </w:rPr>
+          </m:ctrlPr>
+        </m:oMathPr>
         <m:r>
           <m:t>M</m:t>
         </m:r>
@@ -15647,6 +16587,14 @@
         <w:t xml:space="preserve">，</w:t>
       </w:r>
       <m:oMath>
+        <m:oMathPr>
+          <m:ctrlPr>
+            <w:rPr>
+              <w:sz w:val="28"/>
+              <w:szCs w:val="28"/>
+            </w:rPr>
+          </m:ctrlPr>
+        </m:oMathPr>
         <m:r>
           <m:t>Z</m:t>
         </m:r>
@@ -15688,6 +16636,14 @@
         <w:t xml:space="preserve"> </w:t>
       </w:r>
       <m:oMath>
+        <m:oMathPr>
+          <m:ctrlPr>
+            <w:rPr>
+              <w:sz w:val="28"/>
+              <w:szCs w:val="28"/>
+            </w:rPr>
+          </m:ctrlPr>
+        </m:oMathPr>
         <m:r>
           <m:rPr>
             <m:sty m:val="p"/>
@@ -15861,6 +16817,14 @@
         <w:t xml:space="preserve"> </w:t>
       </w:r>
       <m:oMath>
+        <m:oMathPr>
+          <m:ctrlPr>
+            <w:rPr>
+              <w:sz w:val="28"/>
+              <w:szCs w:val="28"/>
+            </w:rPr>
+          </m:ctrlPr>
+        </m:oMathPr>
         <m:r>
           <m:t>a</m:t>
         </m:r>
@@ -15934,6 +16898,14 @@
         <w:t xml:space="preserve"> </w:t>
       </w:r>
       <m:oMath>
+        <m:oMathPr>
+          <m:ctrlPr>
+            <w:rPr>
+              <w:sz w:val="28"/>
+              <w:szCs w:val="28"/>
+            </w:rPr>
+          </m:ctrlPr>
+        </m:oMathPr>
         <m:sSub>
           <m:e>
             <m:r>
@@ -16047,6 +17019,14 @@
         <w:t xml:space="preserve"> </w:t>
       </w:r>
       <m:oMath>
+        <m:oMathPr>
+          <m:ctrlPr>
+            <w:rPr>
+              <w:sz w:val="28"/>
+              <w:szCs w:val="28"/>
+            </w:rPr>
+          </m:ctrlPr>
+        </m:oMathPr>
         <m:sSub>
           <m:e>
             <m:r>
@@ -16115,6 +17095,14 @@
         <w:t xml:space="preserve"> </w:t>
       </w:r>
       <m:oMath>
+        <m:oMathPr>
+          <m:ctrlPr>
+            <w:rPr>
+              <w:sz w:val="28"/>
+              <w:szCs w:val="28"/>
+            </w:rPr>
+          </m:ctrlPr>
+        </m:oMathPr>
         <m:sSub>
           <m:e>
             <m:r>
@@ -16270,8 +17258,8 @@
         <w:t xml:space="preserve">提示存在缺陷。</w:t>
       </w:r>
     </w:p>
-    <w:bookmarkEnd w:id="23"/>
-    <w:bookmarkStart w:id="24" w:name="缺陷化学与-xrd-的交叉"/>
+    <w:bookmarkEnd w:id="26"/>
+    <w:bookmarkStart w:id="27" w:name="缺陷化学与-xrd-的交叉"/>
     <w:p>
       <w:pPr>
         <w:pStyle w:val="Heading3"/>
@@ -16341,6 +17329,14 @@
         <w:t xml:space="preserve"> </w:t>
       </w:r>
       <m:oMath>
+        <m:oMathPr>
+          <m:ctrlPr>
+            <w:rPr>
+              <w:sz w:val="28"/>
+              <w:szCs w:val="28"/>
+            </w:rPr>
+          </m:ctrlPr>
+        </m:oMathPr>
         <m:r>
           <m:rPr>
             <m:sty m:val="p"/>
@@ -16398,6 +17394,12 @@
       <m:oMathPara>
         <m:oMathParaPr>
           <m:jc m:val="center"/>
+          <m:ctrlPr>
+            <w:rPr>
+              <w:sz w:val="28"/>
+              <w:szCs w:val="28"/>
+            </w:rPr>
+          </m:ctrlPr>
         </m:oMathParaPr>
         <m:oMath>
           <m:sSubSup>
@@ -16840,6 +17842,14 @@
         <w:t xml:space="preserve">总体电中性：</w:t>
       </w:r>
       <m:oMath>
+        <m:oMathPr>
+          <m:ctrlPr>
+            <w:rPr>
+              <w:sz w:val="28"/>
+              <w:szCs w:val="28"/>
+            </w:rPr>
+          </m:ctrlPr>
+        </m:oMathPr>
         <m:r>
           <m:t>2</m:t>
         </m:r>
@@ -17145,9 +18155,9 @@
         </w:pict>
       </w:r>
     </w:p>
-    <w:bookmarkEnd w:id="24"/>
-    <w:bookmarkEnd w:id="25"/>
-    <w:bookmarkStart w:id="28" w:name="五准晶与液晶拓展视野"/>
+    <w:bookmarkEnd w:id="27"/>
+    <w:bookmarkEnd w:id="28"/>
+    <w:bookmarkStart w:id="31" w:name="五准晶与液晶拓展视野"/>
     <w:p>
       <w:pPr>
         <w:pStyle w:val="Heading2"/>
@@ -17159,7 +18169,7 @@
         <w:t xml:space="preserve">五、准晶与液晶——拓展视野</w:t>
       </w:r>
     </w:p>
-    <w:bookmarkStart w:id="26" w:name="准晶quasicrystal"/>
+    <w:bookmarkStart w:id="29" w:name="准晶quasicrystal"/>
     <w:p>
       <w:pPr>
         <w:pStyle w:val="Heading3"/>
@@ -17358,7 +18368,7 @@
           <w:p>
             <w:pPr>
               <w:pStyle w:val="Compact"/>
-              <w:jc w:val="left"/>
+              <w:jc w:val="center"/>
             </w:pPr>
             <w:r>
               <w:rPr>
@@ -17409,7 +18419,7 @@
           <w:p>
             <w:pPr>
               <w:pStyle w:val="Compact"/>
-              <w:jc w:val="left"/>
+              <w:jc w:val="center"/>
             </w:pPr>
             <w:r>
               <w:rPr>
@@ -17458,7 +18468,7 @@
           <w:p>
             <w:pPr>
               <w:pStyle w:val="Compact"/>
-              <w:jc w:val="left"/>
+              <w:jc w:val="center"/>
             </w:pPr>
             <w:r>
               <w:rPr>
@@ -17507,7 +18517,7 @@
           <w:p>
             <w:pPr>
               <w:pStyle w:val="Compact"/>
-              <w:jc w:val="left"/>
+              <w:jc w:val="center"/>
             </w:pPr>
             <w:r>
               <w:rPr>
@@ -17728,7 +18738,7 @@
           <w:p>
             <w:pPr>
               <w:pStyle w:val="Compact"/>
-              <w:jc w:val="left"/>
+              <w:jc w:val="center"/>
             </w:pPr>
             <w:r>
               <w:rPr>
@@ -17783,7 +18793,7 @@
           <w:p>
             <w:pPr>
               <w:pStyle w:val="Compact"/>
-              <w:jc w:val="left"/>
+              <w:jc w:val="center"/>
             </w:pPr>
             <w:r>
               <w:rPr>
@@ -17989,8 +18999,8 @@
         <w:t xml:space="preserve">准晶是金属间化合物，非分子晶体</w:t>
       </w:r>
     </w:p>
-    <w:bookmarkEnd w:id="26"/>
-    <w:bookmarkStart w:id="27" w:name="液晶liquid-crystal"/>
+    <w:bookmarkEnd w:id="29"/>
+    <w:bookmarkStart w:id="30" w:name="液晶liquid-crystal"/>
     <w:p>
       <w:pPr>
         <w:pStyle w:val="Heading3"/>
@@ -18070,7 +19080,7 @@
           <w:p>
             <w:pPr>
               <w:pStyle w:val="Compact"/>
-              <w:jc w:val="left"/>
+              <w:jc w:val="center"/>
             </w:pPr>
             <w:r>
               <w:rPr>
@@ -18086,7 +19096,7 @@
           <w:p>
             <w:pPr>
               <w:pStyle w:val="Compact"/>
-              <w:jc w:val="left"/>
+              <w:jc w:val="center"/>
             </w:pPr>
             <w:r>
               <w:rPr>
@@ -18137,7 +19147,7 @@
           <w:p>
             <w:pPr>
               <w:pStyle w:val="Compact"/>
-              <w:jc w:val="left"/>
+              <w:jc w:val="center"/>
             </w:pPr>
             <w:r>
               <w:rPr>
@@ -18152,7 +19162,7 @@
           <w:p>
             <w:pPr>
               <w:pStyle w:val="Compact"/>
-              <w:jc w:val="left"/>
+              <w:jc w:val="center"/>
             </w:pPr>
             <w:r>
               <w:rPr>
@@ -18201,7 +19211,7 @@
           <w:p>
             <w:pPr>
               <w:pStyle w:val="Compact"/>
-              <w:jc w:val="left"/>
+              <w:jc w:val="center"/>
             </w:pPr>
             <w:r>
               <w:rPr>
@@ -18216,7 +19226,7 @@
           <w:p>
             <w:pPr>
               <w:pStyle w:val="Compact"/>
-              <w:jc w:val="left"/>
+              <w:jc w:val="center"/>
             </w:pPr>
             <w:r>
               <w:rPr>
@@ -18265,7 +19275,7 @@
           <w:p>
             <w:pPr>
               <w:pStyle w:val="Compact"/>
-              <w:jc w:val="left"/>
+              <w:jc w:val="center"/>
             </w:pPr>
             <w:r>
               <w:rPr>
@@ -18280,7 +19290,7 @@
           <w:p>
             <w:pPr>
               <w:pStyle w:val="Compact"/>
-              <w:jc w:val="left"/>
+              <w:jc w:val="center"/>
             </w:pPr>
             <w:r>
               <w:rPr>
@@ -18347,7 +19357,7 @@
           <w:p>
             <w:pPr>
               <w:pStyle w:val="Compact"/>
-              <w:jc w:val="left"/>
+              <w:jc w:val="center"/>
             </w:pPr>
             <w:r>
               <w:rPr>
@@ -18363,7 +19373,7 @@
           <w:p>
             <w:pPr>
               <w:pStyle w:val="Compact"/>
-              <w:jc w:val="left"/>
+              <w:jc w:val="center"/>
             </w:pPr>
             <w:r>
               <w:rPr>
@@ -18379,7 +19389,7 @@
           <w:p>
             <w:pPr>
               <w:pStyle w:val="Compact"/>
-              <w:jc w:val="left"/>
+              <w:jc w:val="center"/>
             </w:pPr>
             <w:r>
               <w:rPr>
@@ -18397,7 +19407,7 @@
           <w:p>
             <w:pPr>
               <w:pStyle w:val="Compact"/>
-              <w:jc w:val="left"/>
+              <w:jc w:val="center"/>
             </w:pPr>
             <w:r>
               <w:rPr>
@@ -18414,7 +19424,7 @@
           <w:p>
             <w:pPr>
               <w:pStyle w:val="Compact"/>
-              <w:jc w:val="left"/>
+              <w:jc w:val="center"/>
             </w:pPr>
             <w:r>
               <w:rPr>
@@ -18429,7 +19439,7 @@
           <w:p>
             <w:pPr>
               <w:pStyle w:val="Compact"/>
-              <w:jc w:val="left"/>
+              <w:jc w:val="center"/>
             </w:pPr>
             <m:oMath>
               <m:r>
@@ -18478,7 +19488,7 @@
           <w:p>
             <w:pPr>
               <w:pStyle w:val="Compact"/>
-              <w:jc w:val="left"/>
+              <w:jc w:val="center"/>
             </w:pPr>
             <w:r>
               <w:rPr>
@@ -18495,7 +19505,7 @@
           <w:p>
             <w:pPr>
               <w:pStyle w:val="Compact"/>
-              <w:jc w:val="left"/>
+              <w:jc w:val="center"/>
             </w:pPr>
             <w:r>
               <w:rPr>
@@ -18510,7 +19520,7 @@
           <w:p>
             <w:pPr>
               <w:pStyle w:val="Compact"/>
-              <w:jc w:val="left"/>
+              <w:jc w:val="center"/>
             </w:pPr>
             <m:oMath>
               <m:r>
@@ -18553,7 +19563,7 @@
           <w:p>
             <w:pPr>
               <w:pStyle w:val="Compact"/>
-              <w:jc w:val="left"/>
+              <w:jc w:val="center"/>
             </w:pPr>
             <w:r>
               <w:rPr>
@@ -18570,7 +19580,7 @@
           <w:p>
             <w:pPr>
               <w:pStyle w:val="Compact"/>
-              <w:jc w:val="left"/>
+              <w:jc w:val="center"/>
             </w:pPr>
             <w:r>
               <w:rPr>
@@ -18585,7 +19595,7 @@
           <w:p>
             <w:pPr>
               <w:pStyle w:val="Compact"/>
-              <w:jc w:val="left"/>
+              <w:jc w:val="center"/>
             </w:pPr>
             <w:r>
               <w:rPr>
@@ -18673,9 +19683,9 @@
         </w:pict>
       </w:r>
     </w:p>
-    <w:bookmarkEnd w:id="27"/>
-    <w:bookmarkEnd w:id="28"/>
-    <w:bookmarkStart w:id="32" w:name="六典型例题综合推断"/>
+    <w:bookmarkEnd w:id="30"/>
+    <w:bookmarkEnd w:id="31"/>
+    <w:bookmarkStart w:id="35" w:name="六典型例题综合推断"/>
     <w:p>
       <w:pPr>
         <w:pStyle w:val="Heading2"/>
@@ -18687,7 +19697,7 @@
         <w:t xml:space="preserve">六、典型例题（综合推断）</w:t>
       </w:r>
     </w:p>
-    <w:bookmarkStart w:id="29" w:name="例-1-xrd-指标化-密度计算"/>
+    <w:bookmarkStart w:id="32" w:name="例-1-xrd-指标化-密度计算"/>
     <w:p>
       <w:pPr>
         <w:pStyle w:val="Heading3"/>
@@ -18742,6 +19752,14 @@
         <w:t xml:space="preserve"> </w:t>
       </w:r>
       <m:oMath>
+        <m:oMathPr>
+          <m:ctrlPr>
+            <w:rPr>
+              <w:sz w:val="28"/>
+              <w:szCs w:val="28"/>
+            </w:rPr>
+          </m:ctrlPr>
+        </m:oMathPr>
         <m:r>
           <m:t>λ</m:t>
         </m:r>
@@ -18830,6 +19848,14 @@
         <w:t xml:space="preserve"> </w:t>
       </w:r>
       <m:oMath>
+        <m:oMathPr>
+          <m:ctrlPr>
+            <w:rPr>
+              <w:sz w:val="28"/>
+              <w:szCs w:val="28"/>
+            </w:rPr>
+          </m:ctrlPr>
+        </m:oMathPr>
         <m:r>
           <m:t>ρ</m:t>
         </m:r>
@@ -18980,6 +20006,14 @@
         <w:t xml:space="preserve">计算该晶体的理论密度（</w:t>
       </w:r>
       <m:oMath>
+        <m:oMathPr>
+          <m:ctrlPr>
+            <w:rPr>
+              <w:sz w:val="28"/>
+              <w:szCs w:val="28"/>
+            </w:rPr>
+          </m:ctrlPr>
+        </m:oMathPr>
         <m:sSub>
           <m:e>
             <m:r>
@@ -19789,6 +20823,14 @@
         <w:t xml:space="preserve"> </w:t>
       </w:r>
       <m:oMath>
+        <m:oMathPr>
+          <m:ctrlPr>
+            <w:rPr>
+              <w:sz w:val="28"/>
+              <w:szCs w:val="28"/>
+            </w:rPr>
+          </m:ctrlPr>
+        </m:oMathPr>
         <m:r>
           <m:t>3</m:t>
         </m:r>
@@ -19933,6 +20975,14 @@
         <w:pStyle w:val="FirstParagraph"/>
       </w:pPr>
       <m:oMath>
+        <m:oMathPr>
+          <m:ctrlPr>
+            <w:rPr>
+              <w:sz w:val="28"/>
+              <w:szCs w:val="28"/>
+            </w:rPr>
+          </m:ctrlPr>
+        </m:oMathPr>
         <m:sSub>
           <m:e>
             <m:r>
@@ -20054,6 +21104,14 @@
         <w:pStyle w:val="BodyText"/>
       </w:pPr>
       <m:oMath>
+        <m:oMathPr>
+          <m:ctrlPr>
+            <w:rPr>
+              <w:sz w:val="28"/>
+              <w:szCs w:val="28"/>
+            </w:rPr>
+          </m:ctrlPr>
+        </m:oMathPr>
         <m:r>
           <m:t>a</m:t>
         </m:r>
@@ -20106,6 +21164,14 @@
         <w:pStyle w:val="BodyText"/>
       </w:pPr>
       <m:oMath>
+        <m:oMathPr>
+          <m:ctrlPr>
+            <w:rPr>
+              <w:sz w:val="28"/>
+              <w:szCs w:val="28"/>
+            </w:rPr>
+          </m:ctrlPr>
+        </m:oMathPr>
         <m:r>
           <m:t>V</m:t>
         </m:r>
@@ -20239,6 +21305,14 @@
         <w:t xml:space="preserve"> </w:t>
       </w:r>
       <m:oMath>
+        <m:oMathPr>
+          <m:ctrlPr>
+            <w:rPr>
+              <w:sz w:val="28"/>
+              <w:szCs w:val="28"/>
+            </w:rPr>
+          </m:ctrlPr>
+        </m:oMathPr>
         <m:r>
           <m:t>m</m:t>
         </m:r>
@@ -20345,6 +21419,14 @@
         <w:pStyle w:val="BodyText"/>
       </w:pPr>
       <m:oMath>
+        <m:oMathPr>
+          <m:ctrlPr>
+            <w:rPr>
+              <w:sz w:val="28"/>
+              <w:szCs w:val="28"/>
+            </w:rPr>
+          </m:ctrlPr>
+        </m:oMathPr>
         <m:sSub>
           <m:e>
             <m:r>
@@ -20515,6 +21597,14 @@
         <w:pStyle w:val="BodyText"/>
       </w:pPr>
       <m:oMath>
+        <m:oMathPr>
+          <m:ctrlPr>
+            <w:rPr>
+              <w:sz w:val="28"/>
+              <w:szCs w:val="28"/>
+            </w:rPr>
+          </m:ctrlPr>
+        </m:oMathPr>
         <m:r>
           <m:t>Z</m:t>
         </m:r>
@@ -20600,6 +21690,14 @@
         <w:pStyle w:val="FirstParagraph"/>
       </w:pPr>
       <m:oMath>
+        <m:oMathPr>
+          <m:ctrlPr>
+            <w:rPr>
+              <w:sz w:val="28"/>
+              <w:szCs w:val="28"/>
+            </w:rPr>
+          </m:ctrlPr>
+        </m:oMathPr>
         <m:sSub>
           <m:e>
             <m:r>
@@ -21004,6 +22102,14 @@
         <w:t xml:space="preserve"> </w:t>
       </w:r>
       <m:oMath>
+        <m:oMathPr>
+          <m:ctrlPr>
+            <w:rPr>
+              <w:sz w:val="28"/>
+              <w:szCs w:val="28"/>
+            </w:rPr>
+          </m:ctrlPr>
+        </m:oMathPr>
         <m:r>
           <m:t>a</m:t>
         </m:r>
@@ -21062,6 +22168,14 @@
         <w:t xml:space="preserve"> </w:t>
       </w:r>
       <m:oMath>
+        <m:oMathPr>
+          <m:ctrlPr>
+            <w:rPr>
+              <w:sz w:val="28"/>
+              <w:szCs w:val="28"/>
+            </w:rPr>
+          </m:ctrlPr>
+        </m:oMathPr>
         <m:sSub>
           <m:e>
             <m:r>
@@ -21165,8 +22279,8 @@
         </w:pict>
       </w:r>
     </w:p>
-    <w:bookmarkEnd w:id="29"/>
-    <w:bookmarkStart w:id="30" w:name="例-2-缺陷反应-kröger-vink-记号"/>
+    <w:bookmarkEnd w:id="32"/>
+    <w:bookmarkStart w:id="33" w:name="例-2-缺陷反应-kröger-vink-记号"/>
     <w:p>
       <w:pPr>
         <w:pStyle w:val="Heading3"/>
@@ -21662,6 +22776,12 @@
       <m:oMathPara>
         <m:oMathParaPr>
           <m:jc m:val="center"/>
+          <m:ctrlPr>
+            <w:rPr>
+              <w:sz w:val="28"/>
+              <w:szCs w:val="28"/>
+            </w:rPr>
+          </m:ctrlPr>
         </m:oMathParaPr>
         <m:oMath>
           <m:sSub>
@@ -22049,6 +23169,14 @@
         <w:t xml:space="preserve">）；右：</w:t>
       </w:r>
       <m:oMath>
+        <m:oMathPr>
+          <m:ctrlPr>
+            <w:rPr>
+              <w:sz w:val="28"/>
+              <w:szCs w:val="28"/>
+            </w:rPr>
+          </m:ctrlPr>
+        </m:oMathPr>
         <m:r>
           <m:t>2</m:t>
         </m:r>
@@ -22305,6 +23433,14 @@
         <w:t xml:space="preserve">金属离子总数：</w:t>
       </w:r>
       <m:oMath>
+        <m:oMathPr>
+          <m:ctrlPr>
+            <w:rPr>
+              <w:sz w:val="28"/>
+              <w:szCs w:val="28"/>
+            </w:rPr>
+          </m:ctrlPr>
+        </m:oMathPr>
         <m:r>
           <m:t>92</m:t>
         </m:r>
@@ -22525,6 +23661,14 @@
         <w:t xml:space="preserve">氧离子数：</w:t>
       </w:r>
       <m:oMath>
+        <m:oMathPr>
+          <m:ctrlPr>
+            <w:rPr>
+              <w:sz w:val="28"/>
+              <w:szCs w:val="28"/>
+            </w:rPr>
+          </m:ctrlPr>
+        </m:oMathPr>
         <m:r>
           <m:t>92</m:t>
         </m:r>
@@ -22616,6 +23760,14 @@
         <w:t xml:space="preserve">金属离子数：</w:t>
       </w:r>
       <m:oMath>
+        <m:oMathPr>
+          <m:ctrlPr>
+            <w:rPr>
+              <w:sz w:val="28"/>
+              <w:szCs w:val="28"/>
+            </w:rPr>
+          </m:ctrlPr>
+        </m:oMathPr>
         <m:r>
           <m:t>92</m:t>
         </m:r>
@@ -22653,6 +23805,14 @@
         <w:t xml:space="preserve">化学式（以金属为基准）：</w:t>
       </w:r>
       <m:oMath>
+        <m:oMathPr>
+          <m:ctrlPr>
+            <w:rPr>
+              <w:sz w:val="28"/>
+              <w:szCs w:val="28"/>
+            </w:rPr>
+          </m:ctrlPr>
+        </m:oMathPr>
         <m:r>
           <m:rPr>
             <m:sty m:val="p"/>
@@ -22730,6 +23890,14 @@
         <w:t xml:space="preserve"> </w:t>
       </w:r>
       <m:oMath>
+        <m:oMathPr>
+          <m:ctrlPr>
+            <w:rPr>
+              <w:sz w:val="28"/>
+              <w:szCs w:val="28"/>
+            </w:rPr>
+          </m:ctrlPr>
+        </m:oMathPr>
         <m:r>
           <m:rPr>
             <m:sty m:val="p"/>
@@ -22818,6 +23986,14 @@
         <w:t xml:space="preserve"> </w:t>
       </w:r>
       <m:oMath>
+        <m:oMathPr>
+          <m:ctrlPr>
+            <w:rPr>
+              <w:sz w:val="28"/>
+              <w:szCs w:val="28"/>
+            </w:rPr>
+          </m:ctrlPr>
+        </m:oMathPr>
         <m:r>
           <m:rPr>
             <m:sty m:val="p"/>
@@ -22907,6 +24083,14 @@
         <w:t xml:space="preserve"> </w:t>
       </w:r>
       <m:oMath>
+        <m:oMathPr>
+          <m:ctrlPr>
+            <w:rPr>
+              <w:sz w:val="28"/>
+              <w:szCs w:val="28"/>
+            </w:rPr>
+          </m:ctrlPr>
+        </m:oMathPr>
         <m:r>
           <m:t>4</m:t>
         </m:r>
@@ -23012,6 +24196,14 @@
         <w:t xml:space="preserve"> </w:t>
       </w:r>
       <m:oMath>
+        <m:oMathPr>
+          <m:ctrlPr>
+            <w:rPr>
+              <w:sz w:val="28"/>
+              <w:szCs w:val="28"/>
+            </w:rPr>
+          </m:ctrlPr>
+        </m:oMathPr>
         <m:r>
           <m:t>8</m:t>
         </m:r>
@@ -23342,8 +24534,8 @@
         </w:pict>
       </w:r>
     </w:p>
-    <w:bookmarkEnd w:id="30"/>
-    <w:bookmarkStart w:id="31" w:name="例-3-电子密度图解读"/>
+    <w:bookmarkEnd w:id="33"/>
+    <w:bookmarkStart w:id="34" w:name="例-3-电子密度图解读"/>
     <w:p>
       <w:pPr>
         <w:pStyle w:val="Heading3"/>
@@ -23833,6 +25025,14 @@
         <w:t xml:space="preserve"> </w:t>
       </w:r>
       <m:oMath>
+        <m:oMathPr>
+          <m:ctrlPr>
+            <w:rPr>
+              <w:sz w:val="28"/>
+              <w:szCs w:val="28"/>
+            </w:rPr>
+          </m:ctrlPr>
+        </m:oMathPr>
         <m:r>
           <m:t>6.2</m:t>
         </m:r>
@@ -23936,6 +25136,14 @@
         <w:t xml:space="preserve"> </w:t>
       </w:r>
       <m:oMath>
+        <m:oMathPr>
+          <m:ctrlPr>
+            <w:rPr>
+              <w:sz w:val="28"/>
+              <w:szCs w:val="28"/>
+            </w:rPr>
+          </m:ctrlPr>
+        </m:oMathPr>
         <m:r>
           <m:t>2.1</m:t>
         </m:r>
@@ -24094,6 +25302,14 @@
         <w:t xml:space="preserve">元素分析：</w:t>
       </w:r>
       <m:oMath>
+        <m:oMathPr>
+          <m:ctrlPr>
+            <w:rPr>
+              <w:sz w:val="28"/>
+              <w:szCs w:val="28"/>
+            </w:rPr>
+          </m:ctrlPr>
+        </m:oMathPr>
         <m:sSub>
           <m:e>
             <m:r>
@@ -24167,6 +25383,14 @@
         <w:pStyle w:val="BodyText"/>
       </w:pPr>
       <m:oMath>
+        <m:oMathPr>
+          <m:ctrlPr>
+            <w:rPr>
+              <w:sz w:val="28"/>
+              <w:szCs w:val="28"/>
+            </w:rPr>
+          </m:ctrlPr>
+        </m:oMathPr>
         <m:r>
           <m:t>n</m:t>
         </m:r>
@@ -24316,6 +25540,14 @@
         <w:t xml:space="preserve"> </w:t>
       </w:r>
       <m:oMath>
+        <m:oMathPr>
+          <m:ctrlPr>
+            <w:rPr>
+              <w:sz w:val="28"/>
+              <w:szCs w:val="28"/>
+            </w:rPr>
+          </m:ctrlPr>
+        </m:oMathPr>
         <m:r>
           <m:rPr>
             <m:sty m:val="p"/>
@@ -24481,6 +25713,14 @@
         <w:t xml:space="preserve"> </w:t>
       </w:r>
       <m:oMath>
+        <m:oMathPr>
+          <m:ctrlPr>
+            <w:rPr>
+              <w:sz w:val="28"/>
+              <w:szCs w:val="28"/>
+            </w:rPr>
+          </m:ctrlPr>
+        </m:oMathPr>
         <m:r>
           <m:rPr>
             <m:sty m:val="p"/>
@@ -24574,6 +25814,14 @@
         <w:t xml:space="preserve"> </w:t>
       </w:r>
       <m:oMath>
+        <m:oMathPr>
+          <m:ctrlPr>
+            <w:rPr>
+              <w:sz w:val="28"/>
+              <w:szCs w:val="28"/>
+            </w:rPr>
+          </m:ctrlPr>
+        </m:oMathPr>
         <m:r>
           <m:rPr>
             <m:sty m:val="p"/>
@@ -24654,6 +25902,14 @@
         <w:t xml:space="preserve"> </w:t>
       </w:r>
       <m:oMath>
+        <m:oMathPr>
+          <m:ctrlPr>
+            <w:rPr>
+              <w:sz w:val="28"/>
+              <w:szCs w:val="28"/>
+            </w:rPr>
+          </m:ctrlPr>
+        </m:oMathPr>
         <m:r>
           <m:rPr>
             <m:sty m:val="p"/>
@@ -24722,6 +25978,14 @@
         <w:t xml:space="preserve"> </w:t>
       </w:r>
       <m:oMath>
+        <m:oMathPr>
+          <m:ctrlPr>
+            <w:rPr>
+              <w:sz w:val="28"/>
+              <w:szCs w:val="28"/>
+            </w:rPr>
+          </m:ctrlPr>
+        </m:oMathPr>
         <m:r>
           <m:rPr>
             <m:sty m:val="p"/>
@@ -24833,9 +26097,9 @@
         </w:pict>
       </w:r>
     </w:p>
-    <w:bookmarkEnd w:id="31"/>
-    <w:bookmarkEnd w:id="32"/>
-    <w:bookmarkStart w:id="33" w:name="七常见误区"/>
+    <w:bookmarkEnd w:id="34"/>
+    <w:bookmarkEnd w:id="35"/>
+    <w:bookmarkStart w:id="36" w:name="七常见误区"/>
     <w:p>
       <w:pPr>
         <w:pStyle w:val="Heading2"/>
@@ -24867,7 +26131,7 @@
           <w:p>
             <w:pPr>
               <w:pStyle w:val="Compact"/>
-              <w:jc w:val="left"/>
+              <w:jc w:val="center"/>
             </w:pPr>
             <w:r>
               <w:rPr>
@@ -24883,7 +26147,7 @@
           <w:p>
             <w:pPr>
               <w:pStyle w:val="Compact"/>
-              <w:jc w:val="left"/>
+              <w:jc w:val="center"/>
             </w:pPr>
             <w:r>
               <w:rPr>
@@ -24901,7 +26165,7 @@
           <w:p>
             <w:pPr>
               <w:pStyle w:val="Compact"/>
-              <w:jc w:val="left"/>
+              <w:jc w:val="center"/>
             </w:pPr>
             <w:r>
               <w:rPr>
@@ -24944,7 +26208,7 @@
           <w:p>
             <w:pPr>
               <w:pStyle w:val="Compact"/>
-              <w:jc w:val="left"/>
+              <w:jc w:val="center"/>
             </w:pPr>
             <w:r>
               <w:rPr>
@@ -25085,7 +26349,7 @@
           <w:p>
             <w:pPr>
               <w:pStyle w:val="Compact"/>
-              <w:jc w:val="left"/>
+              <w:jc w:val="center"/>
             </w:pPr>
             <w:r>
               <w:rPr>
@@ -25160,7 +26424,7 @@
           <w:p>
             <w:pPr>
               <w:pStyle w:val="Compact"/>
-              <w:jc w:val="left"/>
+              <w:jc w:val="center"/>
             </w:pPr>
             <w:r>
               <w:rPr>
@@ -25305,7 +26569,7 @@
           <w:p>
             <w:pPr>
               <w:pStyle w:val="Compact"/>
-              <w:jc w:val="left"/>
+              <w:jc w:val="center"/>
             </w:pPr>
             <w:r>
               <w:rPr>
@@ -25342,7 +26606,7 @@
           <w:p>
             <w:pPr>
               <w:pStyle w:val="Compact"/>
-              <w:jc w:val="left"/>
+              <w:jc w:val="center"/>
             </w:pPr>
             <w:r>
               <w:rPr>
@@ -25514,7 +26778,7 @@
           <w:p>
             <w:pPr>
               <w:pStyle w:val="Compact"/>
-              <w:jc w:val="left"/>
+              <w:jc w:val="center"/>
             </w:pPr>
             <w:r>
               <w:rPr>
@@ -25551,7 +26815,7 @@
           <w:p>
             <w:pPr>
               <w:pStyle w:val="Compact"/>
-              <w:jc w:val="left"/>
+              <w:jc w:val="center"/>
             </w:pPr>
             <w:r>
               <w:rPr>
@@ -25602,7 +26866,7 @@
           <w:p>
             <w:pPr>
               <w:pStyle w:val="Compact"/>
-              <w:jc w:val="left"/>
+              <w:jc w:val="center"/>
             </w:pPr>
             <w:r>
               <w:rPr>
@@ -25639,7 +26903,7 @@
           <w:p>
             <w:pPr>
               <w:pStyle w:val="Compact"/>
-              <w:jc w:val="left"/>
+              <w:jc w:val="center"/>
             </w:pPr>
             <w:r>
               <w:rPr>
@@ -25656,7 +26920,7 @@
           <w:p>
             <w:pPr>
               <w:pStyle w:val="Compact"/>
-              <w:jc w:val="left"/>
+              <w:jc w:val="center"/>
             </w:pPr>
             <w:r>
               <w:rPr>
@@ -25725,7 +26989,7 @@
           <w:p>
             <w:pPr>
               <w:pStyle w:val="Compact"/>
-              <w:jc w:val="left"/>
+              <w:jc w:val="center"/>
             </w:pPr>
             <w:r>
               <w:rPr>
@@ -25754,7 +27018,7 @@
           <w:p>
             <w:pPr>
               <w:pStyle w:val="Compact"/>
-              <w:jc w:val="left"/>
+              <w:jc w:val="center"/>
             </w:pPr>
             <w:r>
               <w:rPr>
@@ -25926,7 +27190,7 @@
           <w:p>
             <w:pPr>
               <w:pStyle w:val="Compact"/>
-              <w:jc w:val="left"/>
+              <w:jc w:val="center"/>
             </w:pPr>
             <w:r>
               <w:rPr>
@@ -26098,8 +27362,8 @@
         </w:pict>
       </w:r>
     </w:p>
-    <w:bookmarkEnd w:id="33"/>
-    <w:bookmarkStart w:id="36" w:name="八方法总结"/>
+    <w:bookmarkEnd w:id="36"/>
+    <w:bookmarkStart w:id="39" w:name="八方法总结"/>
     <w:p>
       <w:pPr>
         <w:pStyle w:val="Heading2"/>
@@ -26111,7 +27375,7 @@
         <w:t xml:space="preserve">八、方法总结</w:t>
       </w:r>
     </w:p>
-    <w:bookmarkStart w:id="34" w:name="立方晶系-xrd-指标化完整流程"/>
+    <w:bookmarkStart w:id="37" w:name="立方晶系-xrd-指标化完整流程"/>
     <w:p>
       <w:pPr>
         <w:pStyle w:val="Heading3"/>
@@ -26500,8 +27764,8 @@
         <w:t xml:space="preserve">0.5%）</w:t>
       </w:r>
     </w:p>
-    <w:bookmarkEnd w:id="34"/>
-    <w:bookmarkStart w:id="35" w:name="从-xrd-数据到结构的推理链"/>
+    <w:bookmarkEnd w:id="37"/>
+    <w:bookmarkStart w:id="38" w:name="从-xrd-数据到结构的推理链"/>
     <w:p>
       <w:pPr>
         <w:pStyle w:val="Heading3"/>
@@ -26740,9 +28004,9 @@
         </w:pict>
       </w:r>
     </w:p>
-    <w:bookmarkEnd w:id="35"/>
-    <w:bookmarkEnd w:id="36"/>
-    <w:bookmarkStart w:id="37" w:name="九速查卡"/>
+    <w:bookmarkEnd w:id="38"/>
+    <w:bookmarkEnd w:id="39"/>
+    <w:bookmarkStart w:id="40" w:name="九速查卡"/>
     <w:p>
       <w:pPr>
         <w:pStyle w:val="Heading2"/>
@@ -26775,7 +28039,7 @@
           <w:p>
             <w:pPr>
               <w:pStyle w:val="Compact"/>
-              <w:jc w:val="left"/>
+              <w:jc w:val="center"/>
             </w:pPr>
             <w:r>
               <w:rPr>
@@ -26791,7 +28055,7 @@
           <w:p>
             <w:pPr>
               <w:pStyle w:val="Compact"/>
-              <w:jc w:val="left"/>
+              <w:jc w:val="center"/>
             </w:pPr>
             <w:r>
               <w:rPr>
@@ -26807,7 +28071,7 @@
           <w:p>
             <w:pPr>
               <w:pStyle w:val="Compact"/>
-              <w:jc w:val="left"/>
+              <w:jc w:val="center"/>
             </w:pPr>
             <w:r>
               <w:rPr>
@@ -26825,7 +28089,7 @@
           <w:p>
             <w:pPr>
               <w:pStyle w:val="Compact"/>
-              <w:jc w:val="left"/>
+              <w:jc w:val="center"/>
             </w:pPr>
             <w:r>
               <w:rPr>
@@ -26842,7 +28106,7 @@
           <w:p>
             <w:pPr>
               <w:pStyle w:val="Compact"/>
-              <w:jc w:val="left"/>
+              <w:jc w:val="center"/>
             </w:pPr>
             <m:oMath>
               <m:sSub>
@@ -26982,7 +28246,7 @@
           <w:p>
             <w:pPr>
               <w:pStyle w:val="Compact"/>
-              <w:jc w:val="left"/>
+              <w:jc w:val="center"/>
             </w:pPr>
             <m:oMath>
               <m:r>
@@ -27054,7 +28318,7 @@
           <w:p>
             <w:pPr>
               <w:pStyle w:val="Compact"/>
-              <w:jc w:val="left"/>
+              <w:jc w:val="center"/>
             </w:pPr>
             <w:r>
               <w:rPr>
@@ -27079,7 +28343,7 @@
           <w:p>
             <w:pPr>
               <w:pStyle w:val="Compact"/>
-              <w:jc w:val="left"/>
+              <w:jc w:val="center"/>
             </w:pPr>
             <m:oMath>
               <m:r>
@@ -27123,7 +28387,7 @@
           <w:p>
             <w:pPr>
               <w:pStyle w:val="Compact"/>
-              <w:jc w:val="left"/>
+              <w:jc w:val="center"/>
             </w:pPr>
             <w:r>
               <w:rPr>
@@ -27140,7 +28404,7 @@
           <w:p>
             <w:pPr>
               <w:pStyle w:val="Compact"/>
-              <w:jc w:val="left"/>
+              <w:jc w:val="center"/>
             </w:pPr>
             <w:r>
               <w:rPr>
@@ -27165,7 +28429,7 @@
           <w:p>
             <w:pPr>
               <w:pStyle w:val="Compact"/>
-              <w:jc w:val="left"/>
+              <w:jc w:val="center"/>
             </w:pPr>
             <m:oMath>
               <m:r>
@@ -27209,7 +28473,7 @@
           <w:p>
             <w:pPr>
               <w:pStyle w:val="Compact"/>
-              <w:jc w:val="left"/>
+              <w:jc w:val="center"/>
             </w:pPr>
             <w:r>
               <w:rPr>
@@ -27226,7 +28490,7 @@
           <w:p>
             <w:pPr>
               <w:pStyle w:val="Compact"/>
-              <w:jc w:val="left"/>
+              <w:jc w:val="center"/>
             </w:pPr>
             <w:r>
               <w:rPr>
@@ -27243,7 +28507,7 @@
           <w:p>
             <w:pPr>
               <w:pStyle w:val="Compact"/>
-              <w:jc w:val="left"/>
+              <w:jc w:val="center"/>
             </w:pPr>
             <m:oMath>
               <m:r>
@@ -27401,7 +28665,7 @@
           <w:p>
             <w:pPr>
               <w:pStyle w:val="Compact"/>
-              <w:jc w:val="left"/>
+              <w:jc w:val="center"/>
             </w:pPr>
             <w:r>
               <w:rPr>
@@ -27430,7 +28694,7 @@
           <w:p>
             <w:pPr>
               <w:pStyle w:val="Compact"/>
-              <w:jc w:val="left"/>
+              <w:jc w:val="center"/>
             </w:pPr>
             <w:r>
               <w:rPr>
@@ -27447,7 +28711,7 @@
           <w:p>
             <w:pPr>
               <w:pStyle w:val="Compact"/>
-              <w:jc w:val="left"/>
+              <w:jc w:val="center"/>
             </w:pPr>
             <w:r>
               <w:rPr>
@@ -27474,7 +28738,7 @@
           <w:p>
             <w:pPr>
               <w:pStyle w:val="Compact"/>
-              <w:jc w:val="left"/>
+              <w:jc w:val="center"/>
             </w:pPr>
             <w:r>
               <w:rPr>
@@ -27503,7 +28767,7 @@
           <w:p>
             <w:pPr>
               <w:pStyle w:val="Compact"/>
-              <w:jc w:val="left"/>
+              <w:jc w:val="center"/>
             </w:pPr>
             <w:r>
               <w:rPr>
@@ -27528,7 +28792,7 @@
           <w:p>
             <w:pPr>
               <w:pStyle w:val="Compact"/>
-              <w:jc w:val="left"/>
+              <w:jc w:val="center"/>
             </w:pPr>
             <w:r>
               <w:rPr>
@@ -27567,7 +28831,7 @@
           <w:p>
             <w:pPr>
               <w:pStyle w:val="Compact"/>
-              <w:jc w:val="left"/>
+              <w:jc w:val="center"/>
             </w:pPr>
             <w:r>
               <w:rPr>
@@ -27584,7 +28848,7 @@
           <w:p>
             <w:pPr>
               <w:pStyle w:val="Compact"/>
-              <w:jc w:val="left"/>
+              <w:jc w:val="center"/>
             </w:pPr>
             <w:r>
               <w:rPr>
@@ -27601,7 +28865,7 @@
           <w:p>
             <w:pPr>
               <w:pStyle w:val="Compact"/>
-              <w:jc w:val="left"/>
+              <w:jc w:val="center"/>
             </w:pPr>
             <w:r>
               <w:rPr>
@@ -27658,7 +28922,7 @@
           <w:p>
             <w:pPr>
               <w:pStyle w:val="Compact"/>
-              <w:jc w:val="left"/>
+              <w:jc w:val="center"/>
             </w:pPr>
             <w:r>
               <w:rPr>
@@ -27681,7 +28945,7 @@
           <w:p>
             <w:pPr>
               <w:pStyle w:val="Compact"/>
-              <w:jc w:val="left"/>
+              <w:jc w:val="center"/>
             </w:pPr>
             <w:r>
               <w:rPr>
@@ -27698,7 +28962,7 @@
           <w:p>
             <w:pPr>
               <w:pStyle w:val="Compact"/>
-              <w:jc w:val="left"/>
+              <w:jc w:val="center"/>
             </w:pPr>
             <m:oMath>
               <m:r>
@@ -27762,7 +29026,7 @@
           <w:p>
             <w:pPr>
               <w:pStyle w:val="Compact"/>
-              <w:jc w:val="left"/>
+              <w:jc w:val="center"/>
             </w:pPr>
             <w:r>
               <w:rPr>
@@ -27803,7 +29067,7 @@
           <w:p>
             <w:pPr>
               <w:pStyle w:val="Compact"/>
-              <w:jc w:val="left"/>
+              <w:jc w:val="center"/>
             </w:pPr>
             <w:r>
               <w:rPr>
@@ -27820,7 +29084,7 @@
           <w:p>
             <w:pPr>
               <w:pStyle w:val="Compact"/>
-              <w:jc w:val="left"/>
+              <w:jc w:val="center"/>
             </w:pPr>
             <w:r>
               <w:rPr>
@@ -27859,7 +29123,7 @@
           <w:p>
             <w:pPr>
               <w:pStyle w:val="Compact"/>
-              <w:jc w:val="left"/>
+              <w:jc w:val="center"/>
             </w:pPr>
             <w:r>
               <w:rPr>
@@ -27876,7 +29140,7 @@
           <w:p>
             <w:pPr>
               <w:pStyle w:val="Compact"/>
-              <w:jc w:val="left"/>
+              <w:jc w:val="center"/>
             </w:pPr>
             <w:r>
               <w:rPr>
@@ -27893,7 +29157,7 @@
           <w:p>
             <w:pPr>
               <w:pStyle w:val="Compact"/>
-              <w:jc w:val="left"/>
+              <w:jc w:val="center"/>
             </w:pPr>
             <w:r>
               <w:rPr>
@@ -27920,7 +29184,7 @@
           <w:p>
             <w:pPr>
               <w:pStyle w:val="Compact"/>
-              <w:jc w:val="left"/>
+              <w:jc w:val="center"/>
             </w:pPr>
             <w:r>
               <w:rPr>
@@ -27939,8 +29203,8 @@
         </w:pict>
       </w:r>
     </w:p>
-    <w:bookmarkEnd w:id="37"/>
-    <w:bookmarkStart w:id="41" w:name="十练习题"/>
+    <w:bookmarkEnd w:id="40"/>
+    <w:bookmarkStart w:id="44" w:name="十练习题"/>
     <w:p>
       <w:pPr>
         <w:pStyle w:val="Heading2"/>
@@ -27952,7 +29216,7 @@
         <w:t xml:space="preserve">十、练习题</w:t>
       </w:r>
     </w:p>
-    <w:bookmarkStart w:id="38" w:name="基础巩固"/>
+    <w:bookmarkStart w:id="41" w:name="基础巩固"/>
     <w:p>
       <w:pPr>
         <w:pStyle w:val="Heading3"/>
@@ -28048,6 +29312,14 @@
         <w:t xml:space="preserve">为体心立方（BCC）结构，</w:t>
       </w:r>
       <m:oMath>
+        <m:oMathPr>
+          <m:ctrlPr>
+            <w:rPr>
+              <w:sz w:val="28"/>
+              <w:szCs w:val="28"/>
+            </w:rPr>
+          </m:ctrlPr>
+        </m:oMathPr>
         <m:r>
           <m:t>a</m:t>
         </m:r>
@@ -28098,6 +29370,14 @@
         <w:t xml:space="preserve"> </w:t>
       </w:r>
       <m:oMath>
+        <m:oMathPr>
+          <m:ctrlPr>
+            <w:rPr>
+              <w:sz w:val="28"/>
+              <w:szCs w:val="28"/>
+            </w:rPr>
+          </m:ctrlPr>
+        </m:oMathPr>
         <m:r>
           <m:t>λ</m:t>
         </m:r>
@@ -28194,8 +29474,8 @@
         <w:t xml:space="preserve">面被允许。</w:t>
       </w:r>
     </w:p>
-    <w:bookmarkEnd w:id="38"/>
-    <w:bookmarkStart w:id="39" w:name="提高训练"/>
+    <w:bookmarkEnd w:id="41"/>
+    <w:bookmarkStart w:id="42" w:name="提高训练"/>
     <w:p>
       <w:pPr>
         <w:pStyle w:val="Heading3"/>
@@ -28277,6 +29557,14 @@
         <w:t xml:space="preserve">为立方晶系，</w:t>
       </w:r>
       <m:oMath>
+        <m:oMathPr>
+          <m:ctrlPr>
+            <w:rPr>
+              <w:sz w:val="28"/>
+              <w:szCs w:val="28"/>
+            </w:rPr>
+          </m:ctrlPr>
+        </m:oMathPr>
         <m:r>
           <m:t>a</m:t>
         </m:r>
@@ -28312,6 +29600,14 @@
         <w:t xml:space="preserve">，</w:t>
       </w:r>
       <m:oMath>
+        <m:oMathPr>
+          <m:ctrlPr>
+            <w:rPr>
+              <w:sz w:val="28"/>
+              <w:szCs w:val="28"/>
+            </w:rPr>
+          </m:ctrlPr>
+        </m:oMathPr>
         <m:r>
           <m:t>ρ</m:t>
         </m:r>
@@ -28377,6 +29673,14 @@
         <w:t xml:space="preserve">（</w:t>
       </w:r>
       <m:oMath>
+        <m:oMathPr>
+          <m:ctrlPr>
+            <w:rPr>
+              <w:sz w:val="28"/>
+              <w:szCs w:val="28"/>
+            </w:rPr>
+          </m:ctrlPr>
+        </m:oMathPr>
         <m:sSub>
           <m:e>
             <m:r>
@@ -28406,6 +29710,14 @@
         <w:t xml:space="preserve">，</w:t>
       </w:r>
       <m:oMath>
+        <m:oMathPr>
+          <m:ctrlPr>
+            <w:rPr>
+              <w:sz w:val="28"/>
+              <w:szCs w:val="28"/>
+            </w:rPr>
+          </m:ctrlPr>
+        </m:oMathPr>
         <m:sSub>
           <m:e>
             <m:r>
@@ -28470,6 +29782,14 @@
         <w:t xml:space="preserve"> </w:t>
       </w:r>
       <m:oMath>
+        <m:oMathPr>
+          <m:ctrlPr>
+            <w:rPr>
+              <w:sz w:val="28"/>
+              <w:szCs w:val="28"/>
+            </w:rPr>
+          </m:ctrlPr>
+        </m:oMathPr>
         <m:r>
           <m:rPr>
             <m:sty m:val="p"/>
@@ -28526,6 +29846,14 @@
         <w:t xml:space="preserve"> </w:t>
       </w:r>
       <m:oMath>
+        <m:oMathPr>
+          <m:ctrlPr>
+            <w:rPr>
+              <w:sz w:val="28"/>
+              <w:szCs w:val="28"/>
+            </w:rPr>
+          </m:ctrlPr>
+        </m:oMathPr>
         <m:r>
           <m:t>δ</m:t>
         </m:r>
@@ -28590,8 +29918,8 @@
         <w:t xml:space="preserve">占总铈的百分比。</w:t>
       </w:r>
     </w:p>
-    <w:bookmarkEnd w:id="39"/>
-    <w:bookmarkStart w:id="40" w:name="挑战题"/>
+    <w:bookmarkEnd w:id="42"/>
+    <w:bookmarkStart w:id="43" w:name="挑战题"/>
     <w:p>
       <w:pPr>
         <w:pStyle w:val="Heading3"/>
@@ -28648,6 +29976,14 @@
         <w:t xml:space="preserve">数据（</w:t>
       </w:r>
       <m:oMath>
+        <m:oMathPr>
+          <m:ctrlPr>
+            <w:rPr>
+              <w:sz w:val="28"/>
+              <w:szCs w:val="28"/>
+            </w:rPr>
+          </m:ctrlPr>
+        </m:oMathPr>
         <m:r>
           <m:t>λ</m:t>
         </m:r>
@@ -28718,6 +30054,14 @@
         <w:t xml:space="preserve"> </w:t>
       </w:r>
       <m:oMath>
+        <m:oMathPr>
+          <m:ctrlPr>
+            <w:rPr>
+              <w:sz w:val="28"/>
+              <w:szCs w:val="28"/>
+            </w:rPr>
+          </m:ctrlPr>
+        </m:oMathPr>
         <m:r>
           <m:t>ρ</m:t>
         </m:r>
@@ -28922,9 +30266,9 @@
         </w:pict>
       </w:r>
     </w:p>
-    <w:bookmarkEnd w:id="40"/>
-    <w:bookmarkEnd w:id="41"/>
-    <w:bookmarkStart w:id="42" w:name="十一参考答案与提示"/>
+    <w:bookmarkEnd w:id="43"/>
+    <w:bookmarkEnd w:id="44"/>
+    <w:bookmarkStart w:id="45" w:name="十一参考答案与提示"/>
     <w:p>
       <w:pPr>
         <w:pStyle w:val="Heading2"/>
@@ -28973,6 +30317,14 @@
         <w:t xml:space="preserve"> </w:t>
       </w:r>
       <m:oMath>
+        <m:oMathPr>
+          <m:ctrlPr>
+            <w:rPr>
+              <w:sz w:val="28"/>
+              <w:szCs w:val="28"/>
+            </w:rPr>
+          </m:ctrlPr>
+        </m:oMathPr>
         <m:r>
           <m:t>0.0385</m:t>
         </m:r>
@@ -29065,6 +30417,14 @@
         <w:t xml:space="preserve"> </w:t>
       </w:r>
       <m:oMath>
+        <m:oMathPr>
+          <m:ctrlPr>
+            <w:rPr>
+              <w:sz w:val="28"/>
+              <w:szCs w:val="28"/>
+            </w:rPr>
+          </m:ctrlPr>
+        </m:oMathPr>
         <m:r>
           <m:t>3</m:t>
         </m:r>
@@ -29106,6 +30466,14 @@
         <w:t xml:space="preserve"> </w:t>
       </w:r>
       <m:oMath>
+        <m:oMathPr>
+          <m:ctrlPr>
+            <w:rPr>
+              <w:sz w:val="28"/>
+              <w:szCs w:val="28"/>
+            </w:rPr>
+          </m:ctrlPr>
+        </m:oMathPr>
         <m:r>
           <m:t>3</m:t>
         </m:r>
@@ -29258,6 +30626,14 @@
         <w:t xml:space="preserve"> </w:t>
       </w:r>
       <m:oMath>
+        <m:oMathPr>
+          <m:ctrlPr>
+            <w:rPr>
+              <w:sz w:val="28"/>
+              <w:szCs w:val="28"/>
+            </w:rPr>
+          </m:ctrlPr>
+        </m:oMathPr>
         <m:sSup>
           <m:e>
             <m:r>
@@ -29425,6 +30801,14 @@
         <w:t xml:space="preserve"> </w:t>
       </w:r>
       <m:oMath>
+        <m:oMathPr>
+          <m:ctrlPr>
+            <w:rPr>
+              <w:sz w:val="28"/>
+              <w:szCs w:val="28"/>
+            </w:rPr>
+          </m:ctrlPr>
+        </m:oMathPr>
         <m:r>
           <m:t>0.1154</m:t>
         </m:r>
@@ -29463,6 +30847,14 @@
         <w:t xml:space="preserve"> </w:t>
       </w:r>
       <m:oMath>
+        <m:oMathPr>
+          <m:ctrlPr>
+            <w:rPr>
+              <w:sz w:val="28"/>
+              <w:szCs w:val="28"/>
+            </w:rPr>
+          </m:ctrlPr>
+        </m:oMathPr>
         <m:sSup>
           <m:e>
             <m:r>
@@ -29549,6 +30941,14 @@
         <w:t xml:space="preserve">(221)。若为简单立方，</w:t>
       </w:r>
       <m:oMath>
+        <m:oMathPr>
+          <m:ctrlPr>
+            <w:rPr>
+              <w:sz w:val="28"/>
+              <w:szCs w:val="28"/>
+            </w:rPr>
+          </m:ctrlPr>
+        </m:oMathPr>
         <m:sSup>
           <m:e>
             <m:r>
@@ -29679,6 +31079,14 @@
         </w:numPr>
       </w:pPr>
       <m:oMath>
+        <m:oMathPr>
+          <m:ctrlPr>
+            <w:rPr>
+              <w:sz w:val="28"/>
+              <w:szCs w:val="28"/>
+            </w:rPr>
+          </m:ctrlPr>
+        </m:oMathPr>
         <m:sSub>
           <m:e>
             <m:r>
@@ -29764,6 +31172,14 @@
         <w:t xml:space="preserve">。</w:t>
       </w:r>
       <m:oMath>
+        <m:oMathPr>
+          <m:ctrlPr>
+            <w:rPr>
+              <w:sz w:val="28"/>
+              <w:szCs w:val="28"/>
+            </w:rPr>
+          </m:ctrlPr>
+        </m:oMathPr>
         <m:r>
           <m:rPr>
             <m:sty m:val="p"/>
@@ -29859,6 +31275,14 @@
         <w:t xml:space="preserve">。</w:t>
       </w:r>
       <m:oMath>
+        <m:oMathPr>
+          <m:ctrlPr>
+            <w:rPr>
+              <w:sz w:val="28"/>
+              <w:szCs w:val="28"/>
+            </w:rPr>
+          </m:ctrlPr>
+        </m:oMathPr>
         <m:r>
           <m:t>θ</m:t>
         </m:r>
@@ -29935,6 +31359,14 @@
         <w:t xml:space="preserve"> </w:t>
       </w:r>
       <m:oMath>
+        <m:oMathPr>
+          <m:ctrlPr>
+            <w:rPr>
+              <w:sz w:val="28"/>
+              <w:szCs w:val="28"/>
+            </w:rPr>
+          </m:ctrlPr>
+        </m:oMathPr>
         <m:sSub>
           <m:e>
             <m:r>
@@ -30204,6 +31636,14 @@
         <w:t xml:space="preserve"> </w:t>
       </w:r>
       <m:oMath>
+        <m:oMathPr>
+          <m:ctrlPr>
+            <w:rPr>
+              <w:sz w:val="28"/>
+              <w:szCs w:val="28"/>
+            </w:rPr>
+          </m:ctrlPr>
+        </m:oMathPr>
         <m:r>
           <m:rPr>
             <m:sty m:val="p"/>
@@ -30413,6 +31853,14 @@
         <w:t xml:space="preserve">。</w:t>
       </w:r>
       <m:oMath>
+        <m:oMathPr>
+          <m:ctrlPr>
+            <w:rPr>
+              <w:sz w:val="28"/>
+              <w:szCs w:val="28"/>
+            </w:rPr>
+          </m:ctrlPr>
+        </m:oMathPr>
         <m:sSub>
           <m:e>
             <m:r>
@@ -30935,6 +32383,14 @@
         <w:t xml:space="preserve"> </w:t>
       </w:r>
       <m:oMath>
+        <m:oMathPr>
+          <m:ctrlPr>
+            <w:rPr>
+              <w:sz w:val="28"/>
+              <w:szCs w:val="28"/>
+            </w:rPr>
+          </m:ctrlPr>
+        </m:oMathPr>
         <m:sSub>
           <m:e>
             <m:r>
@@ -31146,6 +32602,14 @@
         <w:t xml:space="preserve"> </w:t>
       </w:r>
       <m:oMath>
+        <m:oMathPr>
+          <m:ctrlPr>
+            <w:rPr>
+              <w:sz w:val="28"/>
+              <w:szCs w:val="28"/>
+            </w:rPr>
+          </m:ctrlPr>
+        </m:oMathPr>
         <m:r>
           <m:rPr>
             <m:sty m:val="p"/>
@@ -31211,6 +32675,14 @@
         <w:t xml:space="preserve"> </w:t>
       </w:r>
       <m:oMath>
+        <m:oMathPr>
+          <m:ctrlPr>
+            <w:rPr>
+              <w:sz w:val="28"/>
+              <w:szCs w:val="28"/>
+            </w:rPr>
+          </m:ctrlPr>
+        </m:oMathPr>
         <m:sSup>
           <m:e>
             <m:r>
@@ -31348,6 +32820,14 @@
         <w:t xml:space="preserve"> </w:t>
       </w:r>
       <m:oMath>
+        <m:oMathPr>
+          <m:ctrlPr>
+            <w:rPr>
+              <w:sz w:val="28"/>
+              <w:szCs w:val="28"/>
+            </w:rPr>
+          </m:ctrlPr>
+        </m:oMathPr>
         <m:r>
           <m:rPr>
             <m:sty m:val="p"/>
@@ -31518,6 +32998,14 @@
         <w:t xml:space="preserve">。</w:t>
       </w:r>
       <m:oMath>
+        <m:oMathPr>
+          <m:ctrlPr>
+            <w:rPr>
+              <w:sz w:val="28"/>
+              <w:szCs w:val="28"/>
+            </w:rPr>
+          </m:ctrlPr>
+        </m:oMathPr>
         <m:r>
           <m:rPr>
             <m:sty m:val="p"/>
@@ -31568,6 +33056,14 @@
         <w:t xml:space="preserve"> </w:t>
       </w:r>
       <m:oMath>
+        <m:oMathPr>
+          <m:ctrlPr>
+            <w:rPr>
+              <w:sz w:val="28"/>
+              <w:szCs w:val="28"/>
+            </w:rPr>
+          </m:ctrlPr>
+        </m:oMathPr>
         <m:r>
           <m:t>F</m:t>
         </m:r>
@@ -31891,6 +33387,14 @@
         <w:t xml:space="preserve"> </w:t>
       </w:r>
       <m:oMath>
+        <m:oMathPr>
+          <m:ctrlPr>
+            <w:rPr>
+              <w:sz w:val="28"/>
+              <w:szCs w:val="28"/>
+            </w:rPr>
+          </m:ctrlPr>
+        </m:oMathPr>
         <m:r>
           <m:t>h</m:t>
         </m:r>
@@ -31917,6 +33421,14 @@
         <w:t xml:space="preserve">，</w:t>
       </w:r>
       <m:oMath>
+        <m:oMathPr>
+          <m:ctrlPr>
+            <w:rPr>
+              <w:sz w:val="28"/>
+              <w:szCs w:val="28"/>
+            </w:rPr>
+          </m:ctrlPr>
+        </m:oMathPr>
         <m:r>
           <m:t>F</m:t>
         </m:r>
@@ -32183,6 +33695,14 @@
         <w:t xml:space="preserve">。</w:t>
       </w:r>
       <m:oMath>
+        <m:oMathPr>
+          <m:ctrlPr>
+            <w:rPr>
+              <w:sz w:val="28"/>
+              <w:szCs w:val="28"/>
+            </w:rPr>
+          </m:ctrlPr>
+        </m:oMathPr>
         <m:r>
           <m:t>V</m:t>
         </m:r>
@@ -32323,6 +33843,14 @@
         <w:t xml:space="preserve">。</w:t>
       </w:r>
       <m:oMath>
+        <m:oMathPr>
+          <m:ctrlPr>
+            <w:rPr>
+              <w:sz w:val="28"/>
+              <w:szCs w:val="28"/>
+            </w:rPr>
+          </m:ctrlPr>
+        </m:oMathPr>
         <m:r>
           <m:t>ρ</m:t>
         </m:r>
@@ -32436,6 +33964,14 @@
         <w:t xml:space="preserve">。</w:t>
       </w:r>
       <m:oMath>
+        <m:oMathPr>
+          <m:ctrlPr>
+            <w:rPr>
+              <w:sz w:val="28"/>
+              <w:szCs w:val="28"/>
+            </w:rPr>
+          </m:ctrlPr>
+        </m:oMathPr>
         <m:r>
           <m:t>65.39</m:t>
         </m:r>
@@ -32567,6 +34103,14 @@
         <w:t xml:space="preserve">。</w:t>
       </w:r>
       <m:oMath>
+        <m:oMathPr>
+          <m:ctrlPr>
+            <w:rPr>
+              <w:sz w:val="28"/>
+              <w:szCs w:val="28"/>
+            </w:rPr>
+          </m:ctrlPr>
+        </m:oMathPr>
         <m:r>
           <m:t>35.45</m:t>
         </m:r>
@@ -32608,6 +34152,14 @@
         <w:t xml:space="preserve">，</w:t>
       </w:r>
       <m:oMath>
+        <m:oMathPr>
+          <m:ctrlPr>
+            <w:rPr>
+              <w:sz w:val="28"/>
+              <w:szCs w:val="28"/>
+            </w:rPr>
+          </m:ctrlPr>
+        </m:oMathPr>
         <m:r>
           <m:t>x</m:t>
         </m:r>
@@ -32707,6 +34259,14 @@
         <w:t xml:space="preserve"> </w:t>
       </w:r>
       <m:oMath>
+        <m:oMathPr>
+          <m:ctrlPr>
+            <w:rPr>
+              <w:sz w:val="28"/>
+              <w:szCs w:val="28"/>
+            </w:rPr>
+          </m:ctrlPr>
+        </m:oMathPr>
         <m:r>
           <m:t>65.39</m:t>
         </m:r>
@@ -32736,6 +34296,14 @@
         <w:t xml:space="preserve">，</w:t>
       </w:r>
       <m:oMath>
+        <m:oMathPr>
+          <m:ctrlPr>
+            <w:rPr>
+              <w:sz w:val="28"/>
+              <w:szCs w:val="28"/>
+            </w:rPr>
+          </m:ctrlPr>
+        </m:oMathPr>
         <m:r>
           <m:t>ρ</m:t>
         </m:r>
@@ -32840,6 +34408,14 @@
         <w:t xml:space="preserve">❌。再算：</w:t>
       </w:r>
       <m:oMath>
+        <m:oMathPr>
+          <m:ctrlPr>
+            <w:rPr>
+              <w:sz w:val="28"/>
+              <w:szCs w:val="28"/>
+            </w:rPr>
+          </m:ctrlPr>
+        </m:oMathPr>
         <m:sSub>
           <m:e>
             <m:r>
@@ -32939,6 +34515,14 @@
         <w:t xml:space="preserve">。</w:t>
       </w:r>
       <m:oMath>
+        <m:oMathPr>
+          <m:ctrlPr>
+            <w:rPr>
+              <w:sz w:val="28"/>
+              <w:szCs w:val="28"/>
+            </w:rPr>
+          </m:ctrlPr>
+        </m:oMathPr>
         <m:r>
           <m:t>283.8</m:t>
         </m:r>
@@ -32977,6 +34561,14 @@
         <w:t xml:space="preserve">Zn（65.39），</w:t>
       </w:r>
       <m:oMath>
+        <m:oMathPr>
+          <m:ctrlPr>
+            <w:rPr>
+              <w:sz w:val="28"/>
+              <w:szCs w:val="28"/>
+            </w:rPr>
+          </m:ctrlPr>
+        </m:oMathPr>
         <m:r>
           <m:t>70.95</m:t>
         </m:r>
@@ -33021,6 +34613,14 @@
         <w:t xml:space="preserve">Ca（40.08），</w:t>
       </w:r>
       <m:oMath>
+        <m:oMathPr>
+          <m:ctrlPr>
+            <w:rPr>
+              <w:sz w:val="28"/>
+              <w:szCs w:val="28"/>
+            </w:rPr>
+          </m:ctrlPr>
+        </m:oMathPr>
         <m:r>
           <m:t>70.95</m:t>
         </m:r>
@@ -33053,6 +34653,14 @@
         <w:t xml:space="preserve"> </w:t>
       </w:r>
       <m:oMath>
+        <m:oMathPr>
+          <m:ctrlPr>
+            <w:rPr>
+              <w:sz w:val="28"/>
+              <w:szCs w:val="28"/>
+            </w:rPr>
+          </m:ctrlPr>
+        </m:oMathPr>
         <m:r>
           <m:t>30.87</m:t>
         </m:r>
@@ -33094,6 +34702,14 @@
         <w:t xml:space="preserve">Fe（55.85），</w:t>
       </w:r>
       <m:oMath>
+        <m:oMathPr>
+          <m:ctrlPr>
+            <w:rPr>
+              <w:sz w:val="28"/>
+              <w:szCs w:val="28"/>
+            </w:rPr>
+          </m:ctrlPr>
+        </m:oMathPr>
         <m:r>
           <m:t>70.95</m:t>
         </m:r>
@@ -33126,6 +34742,14 @@
         <w:t xml:space="preserve"> </w:t>
       </w:r>
       <m:oMath>
+        <m:oMathPr>
+          <m:ctrlPr>
+            <w:rPr>
+              <w:sz w:val="28"/>
+              <w:szCs w:val="28"/>
+            </w:rPr>
+          </m:ctrlPr>
+        </m:oMathPr>
         <m:r>
           <m:t>15.10</m:t>
         </m:r>
@@ -33176,6 +34800,14 @@
         <w:t xml:space="preserve">4？</w:t>
       </w:r>
       <m:oMath>
+        <m:oMathPr>
+          <m:ctrlPr>
+            <w:rPr>
+              <w:sz w:val="28"/>
+              <w:szCs w:val="28"/>
+            </w:rPr>
+          </m:ctrlPr>
+        </m:oMathPr>
         <m:r>
           <m:t>Z</m:t>
         </m:r>
@@ -33259,6 +34891,14 @@
         <w:t xml:space="preserve"> </w:t>
       </w:r>
       <m:oMath>
+        <m:oMathPr>
+          <m:ctrlPr>
+            <w:rPr>
+              <w:sz w:val="28"/>
+              <w:szCs w:val="28"/>
+            </w:rPr>
+          </m:ctrlPr>
+        </m:oMathPr>
         <m:r>
           <m:t>M</m:t>
         </m:r>
@@ -33436,6 +35076,14 @@
         </w:numPr>
       </w:pPr>
       <m:oMath>
+        <m:oMathPr>
+          <m:ctrlPr>
+            <w:rPr>
+              <w:sz w:val="28"/>
+              <w:szCs w:val="28"/>
+            </w:rPr>
+          </m:ctrlPr>
+        </m:oMathPr>
         <m:r>
           <m:t>δ</m:t>
         </m:r>
@@ -33465,6 +35113,14 @@
         <w:t xml:space="preserve"> </w:t>
       </w:r>
       <m:oMath>
+        <m:oMathPr>
+          <m:ctrlPr>
+            <w:rPr>
+              <w:sz w:val="28"/>
+              <w:szCs w:val="28"/>
+            </w:rPr>
+          </m:ctrlPr>
+        </m:oMathPr>
         <m:r>
           <m:rPr>
             <m:sty m:val="p"/>
@@ -33756,6 +35412,14 @@
         <w:t xml:space="preserve"> </w:t>
       </w:r>
       <m:oMath>
+        <m:oMathPr>
+          <m:ctrlPr>
+            <w:rPr>
+              <w:sz w:val="28"/>
+              <w:szCs w:val="28"/>
+            </w:rPr>
+          </m:ctrlPr>
+        </m:oMathPr>
         <m:r>
           <m:t>2</m:t>
         </m:r>
@@ -33791,6 +35455,14 @@
         <w:t xml:space="preserve"> </w:t>
       </w:r>
       <m:oMath>
+        <m:oMathPr>
+          <m:ctrlPr>
+            <w:rPr>
+              <w:sz w:val="28"/>
+              <w:szCs w:val="28"/>
+            </w:rPr>
+          </m:ctrlPr>
+        </m:oMathPr>
         <m:r>
           <m:t>24</m:t>
         </m:r>
@@ -33826,6 +35498,14 @@
         <w:t xml:space="preserve">。缺陷反应：</w:t>
       </w:r>
       <m:oMath>
+        <m:oMathPr>
+          <m:ctrlPr>
+            <w:rPr>
+              <w:sz w:val="28"/>
+              <w:szCs w:val="28"/>
+            </w:rPr>
+          </m:ctrlPr>
+        </m:oMathPr>
         <m:sSubSup>
           <m:e>
             <m:r>
@@ -34098,6 +35778,14 @@
         <w:t xml:space="preserve"> </w:t>
       </w:r>
       <m:oMath>
+        <m:oMathPr>
+          <m:ctrlPr>
+            <w:rPr>
+              <w:sz w:val="28"/>
+              <w:szCs w:val="28"/>
+            </w:rPr>
+          </m:ctrlPr>
+        </m:oMathPr>
         <m:r>
           <m:t>0.0397</m:t>
         </m:r>
@@ -34259,6 +35947,14 @@
         </w:numPr>
       </w:pPr>
       <m:oMath>
+        <m:oMathPr>
+          <m:ctrlPr>
+            <w:rPr>
+              <w:sz w:val="28"/>
+              <w:szCs w:val="28"/>
+            </w:rPr>
+          </m:ctrlPr>
+        </m:oMathPr>
         <m:r>
           <m:t>a</m:t>
         </m:r>
@@ -34415,6 +36111,14 @@
         <w:t xml:space="preserve"> </w:t>
       </w:r>
       <m:oMath>
+        <m:oMathPr>
+          <m:ctrlPr>
+            <w:rPr>
+              <w:sz w:val="28"/>
+              <w:szCs w:val="28"/>
+            </w:rPr>
+          </m:ctrlPr>
+        </m:oMathPr>
         <m:r>
           <m:rPr>
             <m:sty m:val="p"/>
@@ -34467,6 +36171,14 @@
         <w:t xml:space="preserve">，</w:t>
       </w:r>
       <m:oMath>
+        <m:oMathPr>
+          <m:ctrlPr>
+            <w:rPr>
+              <w:sz w:val="28"/>
+              <w:szCs w:val="28"/>
+            </w:rPr>
+          </m:ctrlPr>
+        </m:oMathPr>
         <m:sSub>
           <m:e>
             <m:r>
@@ -34550,6 +36262,14 @@
         <w:t xml:space="preserve">，</w:t>
       </w:r>
       <m:oMath>
+        <m:oMathPr>
+          <m:ctrlPr>
+            <w:rPr>
+              <w:sz w:val="28"/>
+              <w:szCs w:val="28"/>
+            </w:rPr>
+          </m:ctrlPr>
+        </m:oMathPr>
         <m:r>
           <m:t>a</m:t>
         </m:r>
@@ -34591,6 +36311,14 @@
         </w:numPr>
       </w:pPr>
       <m:oMath>
+        <m:oMathPr>
+          <m:ctrlPr>
+            <w:rPr>
+              <w:sz w:val="28"/>
+              <w:szCs w:val="28"/>
+            </w:rPr>
+          </m:ctrlPr>
+        </m:oMathPr>
         <m:r>
           <m:t>V</m:t>
         </m:r>
@@ -34713,6 +36441,14 @@
         <w:t xml:space="preserve">。</w:t>
       </w:r>
       <m:oMath>
+        <m:oMathPr>
+          <m:ctrlPr>
+            <w:rPr>
+              <w:sz w:val="28"/>
+              <w:szCs w:val="28"/>
+            </w:rPr>
+          </m:ctrlPr>
+        </m:oMathPr>
         <m:sSub>
           <m:e>
             <m:r>
@@ -34913,6 +36649,14 @@
         <w:t xml:space="preserve">：</w:t>
       </w:r>
       <m:oMath>
+        <m:oMathPr>
+          <m:ctrlPr>
+            <w:rPr>
+              <w:sz w:val="28"/>
+              <w:szCs w:val="28"/>
+            </w:rPr>
+          </m:ctrlPr>
+        </m:oMathPr>
         <m:r>
           <m:t>55.85</m:t>
         </m:r>
@@ -34966,6 +36710,14 @@
         <w:t xml:space="preserve"> </w:t>
       </w:r>
       <m:oMath>
+        <m:oMathPr>
+          <m:ctrlPr>
+            <w:rPr>
+              <w:sz w:val="28"/>
+              <w:szCs w:val="28"/>
+            </w:rPr>
+          </m:ctrlPr>
+        </m:oMathPr>
         <m:f>
           <m:fPr>
             <m:type m:val="bar"/>
@@ -35019,6 +36771,14 @@
         <w:t xml:space="preserve"> </w:t>
       </w:r>
       <m:oMath>
+        <m:oMathPr>
+          <m:ctrlPr>
+            <w:rPr>
+              <w:sz w:val="28"/>
+              <w:szCs w:val="28"/>
+            </w:rPr>
+          </m:ctrlPr>
+        </m:oMathPr>
         <m:r>
           <m:t>55.85</m:t>
         </m:r>
@@ -35075,6 +36835,14 @@
         <w:t xml:space="preserve"> </w:t>
       </w:r>
       <m:oMath>
+        <m:oMathPr>
+          <m:ctrlPr>
+            <w:rPr>
+              <w:sz w:val="28"/>
+              <w:szCs w:val="28"/>
+            </w:rPr>
+          </m:ctrlPr>
+        </m:oMathPr>
         <m:r>
           <m:t>20.39</m:t>
         </m:r>
@@ -35150,6 +36918,14 @@
         <w:t xml:space="preserve">型化学式。</w:t>
       </w:r>
       <m:oMath>
+        <m:oMathPr>
+          <m:ctrlPr>
+            <w:rPr>
+              <w:sz w:val="28"/>
+              <w:szCs w:val="28"/>
+            </w:rPr>
+          </m:ctrlPr>
+        </m:oMathPr>
         <m:r>
           <m:t>M</m:t>
         </m:r>
@@ -35209,6 +36985,14 @@
         <w:t xml:space="preserve">。</w:t>
       </w:r>
       <m:oMath>
+        <m:oMathPr>
+          <m:ctrlPr>
+            <w:rPr>
+              <w:sz w:val="28"/>
+              <w:szCs w:val="28"/>
+            </w:rPr>
+          </m:ctrlPr>
+        </m:oMathPr>
         <m:r>
           <m:t>Z</m:t>
         </m:r>
@@ -35347,6 +37131,14 @@
         <w:t xml:space="preserve"> </w:t>
       </w:r>
       <m:oMath>
+        <m:oMathPr>
+          <m:ctrlPr>
+            <w:rPr>
+              <w:sz w:val="28"/>
+              <w:szCs w:val="28"/>
+            </w:rPr>
+          </m:ctrlPr>
+        </m:oMathPr>
         <m:r>
           <m:t>M</m:t>
         </m:r>
@@ -35399,6 +37191,14 @@
         <w:t xml:space="preserve">（</w:t>
       </w:r>
       <m:oMath>
+        <m:oMathPr>
+          <m:ctrlPr>
+            <w:rPr>
+              <w:sz w:val="28"/>
+              <w:szCs w:val="28"/>
+            </w:rPr>
+          </m:ctrlPr>
+        </m:oMathPr>
         <m:r>
           <m:t>M</m:t>
         </m:r>
@@ -35445,6 +37245,14 @@
         <w:t xml:space="preserve"> </w:t>
       </w:r>
       <m:oMath>
+        <m:oMathPr>
+          <m:ctrlPr>
+            <w:rPr>
+              <w:sz w:val="28"/>
+              <w:szCs w:val="28"/>
+            </w:rPr>
+          </m:ctrlPr>
+        </m:oMathPr>
         <m:r>
           <m:t>M</m:t>
         </m:r>
@@ -35501,6 +37309,14 @@
         <w:t xml:space="preserve"> </w:t>
       </w:r>
       <m:oMath>
+        <m:oMathPr>
+          <m:ctrlPr>
+            <w:rPr>
+              <w:sz w:val="28"/>
+              <w:szCs w:val="28"/>
+            </w:rPr>
+          </m:ctrlPr>
+        </m:oMathPr>
         <m:r>
           <m:t>55.85</m:t>
         </m:r>
@@ -35554,6 +37370,14 @@
         <w:t xml:space="preserve"> </w:t>
       </w:r>
       <m:oMath>
+        <m:oMathPr>
+          <m:ctrlPr>
+            <w:rPr>
+              <w:sz w:val="28"/>
+              <w:szCs w:val="28"/>
+            </w:rPr>
+          </m:ctrlPr>
+        </m:oMathPr>
         <m:r>
           <m:t>87.91</m:t>
         </m:r>
@@ -35650,6 +37474,14 @@
         <w:t xml:space="preserve"> </w:t>
       </w:r>
       <m:oMath>
+        <m:oMathPr>
+          <m:ctrlPr>
+            <w:rPr>
+              <w:sz w:val="28"/>
+              <w:szCs w:val="28"/>
+            </w:rPr>
+          </m:ctrlPr>
+        </m:oMathPr>
         <m:sSub>
           <m:e>
             <m:r>
@@ -35686,6 +37518,14 @@
         <w:t xml:space="preserve"> </w:t>
       </w:r>
       <m:oMath>
+        <m:oMathPr>
+          <m:ctrlPr>
+            <w:rPr>
+              <w:sz w:val="28"/>
+              <w:szCs w:val="28"/>
+            </w:rPr>
+          </m:ctrlPr>
+        </m:oMathPr>
         <m:sSub>
           <m:e>
             <m:r>
@@ -35728,6 +37568,14 @@
         <w:t xml:space="preserve"> </w:t>
       </w:r>
       <m:oMath>
+        <m:oMathPr>
+          <m:ctrlPr>
+            <w:rPr>
+              <w:sz w:val="28"/>
+              <w:szCs w:val="28"/>
+            </w:rPr>
+          </m:ctrlPr>
+        </m:oMathPr>
         <m:r>
           <m:t>Z</m:t>
         </m:r>
@@ -35873,8 +37721,8 @@
         </w:pict>
       </w:r>
     </w:p>
-    <w:bookmarkEnd w:id="42"/>
-    <w:bookmarkEnd w:id="43"/>
+    <w:bookmarkEnd w:id="45"/>
+    <w:bookmarkEnd w:id="46"/>
     <w:sectPr>
       <w:footerReference w:type="default" r:id="rId9"/>
       <w:footnotePr>
